--- a/policies/build/masters/PRE.2_v2_master.docx
+++ b/policies/build/masters/PRE.2_v2_master.docx
@@ -11,40 +11,25 @@
         <w:rPr>
           <w:b/>
           <w:bCs/>
+          <w:sz w:val="28"/>
+          <w:szCs w:val="28"/>
+        </w:rPr>
+        <w:t>Policy on Beliefs, Values and Involvement in Decision-Making</w:t>
+      </w:r>
+    </w:p>
+    <w:p>
+      <w:pPr>
+        <w:spacing w:after="60"/>
+        <w:jc w:val="center"/>
+      </w:pPr>
+      <w:r>
+        <w:rPr>
+          <w:b/>
+          <w:bCs/>
           <w:sz w:val="32"/>
           <w:szCs w:val="32"/>
         </w:rPr>
         <w:t xml:space="preserve">«Hospital Name»</w:t>
-      </w:r>
-    </w:p>
-    <w:p>
-      <w:pPr>
-        <w:spacing w:after="60"/>
-        <w:jc w:val="center"/>
-      </w:pPr>
-      <w:r>
-        <w:rPr>
-          <w:b/>
-          <w:bCs/>
-          <w:sz w:val="28"/>
-          <w:szCs w:val="28"/>
-        </w:rPr>
-        <w:t xml:space="preserve">Beliefs, Values and Involvement in Decision-Making</w:t>
-      </w:r>
-    </w:p>
-    <w:p>
-      <w:pPr>
-        <w:spacing w:after="240"/>
-        <w:jc w:val="center"/>
-      </w:pPr>
-      <w:r>
-        <w:rPr>
-          <w:i/>
-          <w:iCs/>
-          <w:sz w:val="20"/>
-          <w:szCs w:val="20"/>
-        </w:rPr>
-        <w:t xml:space="preserve">Beliefs, values and decision-making in day-to-day care.</w:t>
       </w:r>
     </w:p>
     <w:p>
@@ -2665,191 +2650,6 @@
         <w:t xml:space="preserve">The Nursing Superintendent holds signed acknowledgements with the induction record.</w:t>
       </w:r>
     </w:p>
-    <w:p>
-      <w:pPr>
-        <w:pStyle w:val="Heading1"/>
-        <w:spacing w:after="120" w:before="280"/>
-      </w:pPr>
-      <w:r>
-        <w:t xml:space="preserve">9. References</w:t>
-      </w:r>
-    </w:p>
-    <w:p>
-      <w:pPr>
-        <w:pStyle w:val="ListParagraph"/>
-        <w:numPr>
-          <w:ilvl w:val="0"/>
-          <w:numId w:val="1"/>
-        </w:numPr>
-        <w:spacing w:after="60"/>
-      </w:pPr>
-      <w:r>
-        <w:rPr>
-          <w:sz w:val="22"/>
-          <w:szCs w:val="22"/>
-        </w:rPr>
-        <w:t xml:space="preserve">National Accreditation Board for Hospitals and Healthcare Providers (NABH), Standards for Small Healthcare Organisations, 3rd Edition — Patient Rights and Education chapter, standard PRE.2.</w:t>
-      </w:r>
-    </w:p>
-    <w:p>
-      <w:pPr>
-        <w:pStyle w:val="ListParagraph"/>
-        <w:numPr>
-          <w:ilvl w:val="0"/>
-          <w:numId w:val="1"/>
-        </w:numPr>
-        <w:spacing w:after="60"/>
-      </w:pPr>
-      <w:r>
-        <w:rPr>
-          <w:sz w:val="22"/>
-          <w:szCs w:val="22"/>
-        </w:rPr>
-        <w:t xml:space="preserve">Human rights and health, World Health Organization (2017) — chapter 9; framework for rights content; not pasted as this hospital's charter.</w:t>
-      </w:r>
-    </w:p>
-    <w:p>
-      <w:pPr>
-        <w:pStyle w:val="ListParagraph"/>
-        <w:numPr>
-          <w:ilvl w:val="0"/>
-          <w:numId w:val="1"/>
-        </w:numPr>
-        <w:spacing w:after="60"/>
-      </w:pPr>
-      <w:r>
-        <w:rPr>
-          <w:sz w:val="22"/>
-          <w:szCs w:val="22"/>
-        </w:rPr>
-        <w:t xml:space="preserve">Olejarczyk JP and Young M, Patient Rights and Ethics (2021) — chapter 15; framework; not pasted as a protocol.</w:t>
-      </w:r>
-    </w:p>
-    <w:p>
-      <w:pPr>
-        <w:pStyle w:val="ListParagraph"/>
-        <w:numPr>
-          <w:ilvl w:val="0"/>
-          <w:numId w:val="1"/>
-        </w:numPr>
-        <w:spacing w:after="60"/>
-      </w:pPr>
-      <w:r>
-        <w:rPr>
-          <w:sz w:val="22"/>
-          <w:szCs w:val="22"/>
-        </w:rPr>
-        <w:t xml:space="preserve">Internal documents of «Hospital Name»: the documented rights set (with PRE.1); methods at sections 5.1–5.9; informed-consent, expected-costs, feedback-and-complaints, education, assessment, discharge, transfusion, sedation, anaesthesia, procedures and ICU policies.</w:t>
-      </w:r>
-    </w:p>
-    <w:p>
-      <w:pPr>
-        <w:pStyle w:val="Heading1"/>
-        <w:spacing w:after="120" w:before="280"/>
-      </w:pPr>
-      <w:r>
-        <w:t xml:space="preserve">10. Distribution</w:t>
-      </w:r>
-    </w:p>
-    <w:p>
-      <w:pPr>
-        <w:spacing w:after="140"/>
-      </w:pPr>
-      <w:r>
-        <w:rPr>
-          <w:sz w:val="22"/>
-          <w:szCs w:val="22"/>
-        </w:rPr>
-        <w:t xml:space="preserve">Official master copy: office of the Medical Superintendent, «Hospital Name», with the Patient Rights Officer and the Quality Coordinator.</w:t>
-      </w:r>
-    </w:p>
-    <w:p>
-      <w:pPr>
-        <w:spacing w:after="140"/>
-      </w:pPr>
-      <w:r>
-        <w:rPr>
-          <w:sz w:val="22"/>
-          <w:szCs w:val="22"/>
-        </w:rPr>
-        <w:t xml:space="preserve">Copies issued to: registration; out-patient; emergency; every in-patient ward; ICU where it exists; nursing administration; counselling room where it exists.</w:t>
-      </w:r>
-    </w:p>
-    <w:p>
-      <w:pPr>
-        <w:spacing w:after="140"/>
-      </w:pPr>
-      <w:r>
-        <w:rPr>
-          <w:sz w:val="22"/>
-          <w:szCs w:val="22"/>
-        </w:rPr>
-        <w:t xml:space="preserve">The current version is available to all staff at the «front-office policy file» and, if the hospital keeps an intranet, at «staff intranet / policies».</w:t>
-      </w:r>
-    </w:p>
-    <w:p>
-      <w:pPr>
-        <w:spacing w:after="140"/>
-      </w:pPr>
-      <w:r>
-        <w:rPr>
-          <w:sz w:val="22"/>
-          <w:szCs w:val="22"/>
-        </w:rPr>
-        <w:t xml:space="preserve">The documented rights set is held at points of entry and on the wards. When a new version is issued, take old copies out of use.</w:t>
-      </w:r>
-    </w:p>
-    <w:p>
-      <w:pPr>
-        <w:pStyle w:val="Heading1"/>
-        <w:spacing w:after="120" w:before="280"/>
-      </w:pPr>
-      <w:r>
-        <w:t xml:space="preserve">11. Abbreviations</w:t>
-      </w:r>
-    </w:p>
-    <w:p>
-      <w:pPr>
-        <w:spacing w:after="140"/>
-      </w:pPr>
-      <w:r>
-        <w:rPr>
-          <w:sz w:val="22"/>
-          <w:szCs w:val="22"/>
-        </w:rPr>
-        <w:t xml:space="preserve">CAPA — corrective and preventive action
-ICU — intensive care unit
-IMS — Information Management System (NABH chapter; not yet drafted)
-NABH — National Accreditation Board for Hospitals and Healthcare Providers
-OE — objective element
-PRE — Patient Rights and Education (NABH SHCO chapter 4)
-SHCO — Standards for Small Healthcare Organisations
-WHO — World Health Organization</w:t>
-      </w:r>
-    </w:p>
-    <w:p>
-      <w:pPr>
-        <w:pStyle w:val="Heading1"/>
-        <w:spacing w:after="120" w:before="280"/>
-      </w:pPr>
-      <w:r>
-        <w:t xml:space="preserve">12. Traceability to NABH SHCO 3rd Edition PRE.2</w:t>
-      </w:r>
-    </w:p>
-    <w:p>
-      <w:pPr>
-        <w:spacing w:after="120"/>
-      </w:pPr>
-      <w:r>
-        <w:rPr>
-          <w:i/>
-          <w:iCs/>
-          <w:sz w:val="20"/>
-          <w:szCs w:val="20"/>
-        </w:rPr>
-        <w:t xml:space="preserve">This table is an index. It is not how the policy is organised.</w:t>
-      </w:r>
-    </w:p>
     <w:tbl>
       <w:tblPr>
         <w:tblW w:type="pct" w:w="100%"/>
@@ -4409,7 +4209,92 @@
         <w:spacing w:after="120" w:before="280"/>
       </w:pPr>
       <w:r>
-        <w:t xml:space="preserve">13. Required Records / Evidence Checklist</w:t>
+        <w:t>9. Distribution</w:t>
+      </w:r>
+    </w:p>
+    <w:p>
+      <w:pPr>
+        <w:spacing w:after="140"/>
+      </w:pPr>
+      <w:r>
+        <w:rPr>
+          <w:sz w:val="22"/>
+          <w:szCs w:val="22"/>
+        </w:rPr>
+        <w:t xml:space="preserve">Official master copy: office of the Medical Superintendent, «Hospital Name», with the Patient Rights Officer and the Quality Coordinator.</w:t>
+      </w:r>
+    </w:p>
+    <w:p>
+      <w:pPr>
+        <w:spacing w:after="140"/>
+      </w:pPr>
+      <w:r>
+        <w:rPr>
+          <w:sz w:val="22"/>
+          <w:szCs w:val="22"/>
+        </w:rPr>
+        <w:t xml:space="preserve">Copies issued to: registration; out-patient; emergency; every in-patient ward; ICU where it exists; nursing administration; counselling room where it exists.</w:t>
+      </w:r>
+    </w:p>
+    <w:p>
+      <w:pPr>
+        <w:spacing w:after="140"/>
+      </w:pPr>
+      <w:r>
+        <w:rPr>
+          <w:sz w:val="22"/>
+          <w:szCs w:val="22"/>
+        </w:rPr>
+        <w:t xml:space="preserve">The current version is available to all staff at the «front-office policy file» and, if the hospital keeps an intranet, at «staff intranet / policies».</w:t>
+      </w:r>
+    </w:p>
+    <w:p>
+      <w:pPr>
+        <w:spacing w:after="140"/>
+      </w:pPr>
+      <w:r>
+        <w:rPr>
+          <w:sz w:val="22"/>
+          <w:szCs w:val="22"/>
+        </w:rPr>
+        <w:t xml:space="preserve">The documented rights set is held at points of entry and on the wards. When a new version is issued, take old copies out of use.</w:t>
+      </w:r>
+    </w:p>
+    <w:p>
+      <w:pPr>
+        <w:pStyle w:val="Heading1"/>
+        <w:spacing w:after="120" w:before="280"/>
+      </w:pPr>
+      <w:r>
+        <w:t>10. Abbreviations</w:t>
+      </w:r>
+    </w:p>
+    <w:p>
+      <w:pPr>
+        <w:spacing w:after="140"/>
+      </w:pPr>
+      <w:r>
+        <w:rPr>
+          <w:sz w:val="22"/>
+          <w:szCs w:val="22"/>
+        </w:rPr>
+        <w:t xml:space="preserve">CAPA — corrective and preventive action
+ICU — intensive care unit
+IMS — Information Management System (NABH chapter; not yet drafted)
+NABH — National Accreditation Board for Hospitals and Healthcare Providers
+OE — objective element
+PRE — Patient Rights and Education (NABH SHCO chapter 4)
+SHCO — Standards for Small Healthcare Organisations
+WHO — World Health Organization</w:t>
+      </w:r>
+    </w:p>
+    <w:p>
+      <w:pPr>
+        <w:pStyle w:val="Heading1"/>
+        <w:spacing w:after="120" w:before="280"/>
+      </w:pPr>
+      <w:r>
+        <w:t>11. Traceability to NABH SHCO 3rd Edition PRE.2</w:t>
       </w:r>
     </w:p>
     <w:p>
@@ -4423,6 +4308,29 @@
           <w:sz w:val="20"/>
           <w:szCs w:val="20"/>
         </w:rPr>
+        <w:t xml:space="preserve">This table is an index. It is not how the policy is organised.</w:t>
+      </w:r>
+    </w:p>
+    <w:p>
+      <w:pPr>
+        <w:pStyle w:val="Heading1"/>
+        <w:spacing w:after="120" w:before="280"/>
+      </w:pPr>
+      <w:r>
+        <w:t>12. Required Records / Evidence Checklist</w:t>
+      </w:r>
+    </w:p>
+    <w:p>
+      <w:pPr>
+        <w:spacing w:after="120"/>
+      </w:pPr>
+      <w:r>
+        <w:rPr>
+          <w:i/>
+          <w:iCs/>
+          <w:sz w:val="20"/>
+          <w:szCs w:val="20"/>
+        </w:rPr>
         <w:t xml:space="preserve">Records the hospital holds under this policy, listed by objective element.</w:t>
       </w:r>
     </w:p>
@@ -5656,6 +5564,83 @@
           <w:szCs w:val="22"/>
         </w:rPr>
         <w:t xml:space="preserve">Quarterly audit sample of counselling when documented as appropriate.</w:t>
+      </w:r>
+    </w:p>
+    <w:p>
+      <w:pPr>
+        <w:pStyle w:val="Heading1"/>
+        <w:spacing w:after="120" w:before="280"/>
+      </w:pPr>
+      <w:r>
+        <w:t>13. References</w:t>
+      </w:r>
+    </w:p>
+    <w:p>
+      <w:pPr>
+        <w:pStyle w:val="ListParagraph"/>
+        <w:numPr>
+          <w:ilvl w:val="0"/>
+          <w:numId w:val="1"/>
+        </w:numPr>
+        <w:spacing w:after="60"/>
+      </w:pPr>
+      <w:r>
+        <w:rPr>
+          <w:sz w:val="22"/>
+          <w:szCs w:val="22"/>
+        </w:rPr>
+        <w:t xml:space="preserve">National Accreditation Board for Hospitals and Healthcare Providers (NABH), Standards for Small Healthcare Organisations, 3rd Edition — Patient Rights and Education chapter, standard PRE.2.</w:t>
+      </w:r>
+    </w:p>
+    <w:p>
+      <w:pPr>
+        <w:pStyle w:val="ListParagraph"/>
+        <w:numPr>
+          <w:ilvl w:val="0"/>
+          <w:numId w:val="1"/>
+        </w:numPr>
+        <w:spacing w:after="60"/>
+      </w:pPr>
+      <w:r>
+        <w:rPr>
+          <w:sz w:val="22"/>
+          <w:szCs w:val="22"/>
+        </w:rPr>
+        <w:t xml:space="preserve">Human rights and health, World Health Organization (2017) — chapter 9; framework for rights content; not pasted as this hospital's charter.</w:t>
+      </w:r>
+    </w:p>
+    <w:p>
+      <w:pPr>
+        <w:pStyle w:val="ListParagraph"/>
+        <w:numPr>
+          <w:ilvl w:val="0"/>
+          <w:numId w:val="1"/>
+        </w:numPr>
+        <w:spacing w:after="60"/>
+      </w:pPr>
+      <w:r>
+        <w:rPr>
+          <w:sz w:val="22"/>
+          <w:szCs w:val="22"/>
+        </w:rPr>
+        <w:t xml:space="preserve">Olejarczyk JP and Young M, Patient Rights and Ethics (2021) — chapter 15; framework; not pasted as a protocol.</w:t>
+      </w:r>
+    </w:p>
+    <w:p>
+      <w:pPr>
+        <w:pStyle w:val="ListParagraph"/>
+        <w:numPr>
+          <w:ilvl w:val="0"/>
+          <w:numId w:val="1"/>
+        </w:numPr>
+        <w:spacing w:after="60"/>
+      </w:pPr>
+      <w:r>
+        <w:rPr>
+          <w:sz w:val="22"/>
+          <w:szCs w:val="22"/>
+        </w:rPr>
+        <w:t xml:space="preserve">Internal documents of «Hospital Name»: the documented rights set (with PRE.1); methods at sections 5.1–5.9; informed-consent, expected-costs, feedback-and-complaints, education, assessment, discharge, transfusion, sedation, anaesthesia, procedures and ICU policies.</w:t>
       </w:r>
     </w:p>
     <w:p>
@@ -5780,7 +5765,7 @@
         <w:sz w:val="16"/>
         <w:szCs w:val="16"/>
       </w:rPr>
-      <w:t xml:space="preserve">«Hospital Name»  |  «PRE/POL/02»  |  Controlled document  |  Beliefs, Values and Involvement in Decision-Making</w:t>
+      <w:t>«Hospital Name»  |  «PRE/POL/02»  |  Controlled document  |  Policy on Beliefs, Values and Involvement in Decision-Making</w:t>
     </w:r>
   </w:p>
 </w:ftr>

--- a/policies/build/masters/PRE.2_v2_master.docx
+++ b/policies/build/masters/PRE.2_v2_master.docx
@@ -2667,6 +2667,7 @@
         <w:gridCol w:w="100"/>
         <w:gridCol w:w="100"/>
         <w:gridCol w:w="100"/>
+        <w:gridCol w:w="100"/>
       </w:tblGrid>
       <w:tr>
         <w:tc>
@@ -2694,6 +2695,26 @@
         </w:tc>
         <w:tc>
           <w:tcPr>
+            <w:tcW w:type="pct" w:w="12%"/>
+            <w:tcBorders>
+              <w:top w:val="single" w:color="999999" w:sz="4"/>
+              <w:left w:val="single" w:color="999999" w:sz="4"/>
+              <w:bottom w:val="single" w:color="999999" w:sz="4"/>
+              <w:right w:val="single" w:color="999999" w:sz="4"/>
+            </w:tcBorders>
+            <w:shd w:fill="E8E8E8" w:val="clear"/>
+          </w:tcPr>
+          <w:p>
+            <w:r>
+              <w:rPr>
+                <w:b/>
+              </w:rPr>
+              <w:t>Level</w:t>
+            </w:r>
+          </w:p>
+        </w:tc>
+        <w:tc>
+          <w:tcPr>
             <w:tcW w:type="pct" w:w="32%"/>
             <w:tcBorders>
               <w:top w:val="single" w:color="999999" w:sz="4"/>
@@ -2787,6 +2808,22 @@
         </w:tc>
         <w:tc>
           <w:tcPr>
+            <w:tcW w:type="pct" w:w="12%"/>
+            <w:tcBorders>
+              <w:top w:val="single" w:color="999999" w:sz="4"/>
+              <w:left w:val="single" w:color="999999" w:sz="4"/>
+              <w:bottom w:val="single" w:color="999999" w:sz="4"/>
+              <w:right w:val="single" w:color="999999" w:sz="4"/>
+            </w:tcBorders>
+          </w:tcPr>
+          <w:p>
+            <w:r>
+              <w:t>Commitment</w:t>
+            </w:r>
+          </w:p>
+        </w:tc>
+        <w:tc>
+          <w:tcPr>
             <w:tcW w:type="pct" w:w="32%"/>
             <w:tcBorders>
               <w:top w:val="single" w:color="999999" w:sz="4"/>
@@ -2877,6 +2914,22 @@
         </w:tc>
         <w:tc>
           <w:tcPr>
+            <w:tcW w:type="pct" w:w="12%"/>
+            <w:tcBorders>
+              <w:top w:val="single" w:color="999999" w:sz="4"/>
+              <w:left w:val="single" w:color="999999" w:sz="4"/>
+              <w:bottom w:val="single" w:color="999999" w:sz="4"/>
+              <w:right w:val="single" w:color="999999" w:sz="4"/>
+            </w:tcBorders>
+          </w:tcPr>
+          <w:p>
+            <w:r>
+              <w:t>Commitment</w:t>
+            </w:r>
+          </w:p>
+        </w:tc>
+        <w:tc>
+          <w:tcPr>
             <w:tcW w:type="pct" w:w="32%"/>
             <w:tcBorders>
               <w:top w:val="single" w:color="999999" w:sz="4"/>
@@ -2967,6 +3020,22 @@
         </w:tc>
         <w:tc>
           <w:tcPr>
+            <w:tcW w:type="pct" w:w="12%"/>
+            <w:tcBorders>
+              <w:top w:val="single" w:color="999999" w:sz="4"/>
+              <w:left w:val="single" w:color="999999" w:sz="4"/>
+              <w:bottom w:val="single" w:color="999999" w:sz="4"/>
+              <w:right w:val="single" w:color="999999" w:sz="4"/>
+            </w:tcBorders>
+          </w:tcPr>
+          <w:p>
+            <w:r>
+              <w:t>Commitment</w:t>
+            </w:r>
+          </w:p>
+        </w:tc>
+        <w:tc>
+          <w:tcPr>
             <w:tcW w:type="pct" w:w="32%"/>
             <w:tcBorders>
               <w:top w:val="single" w:color="999999" w:sz="4"/>
@@ -3057,6 +3126,22 @@
         </w:tc>
         <w:tc>
           <w:tcPr>
+            <w:tcW w:type="pct" w:w="12%"/>
+            <w:tcBorders>
+              <w:top w:val="single" w:color="999999" w:sz="4"/>
+              <w:left w:val="single" w:color="999999" w:sz="4"/>
+              <w:bottom w:val="single" w:color="999999" w:sz="4"/>
+              <w:right w:val="single" w:color="999999" w:sz="4"/>
+            </w:tcBorders>
+          </w:tcPr>
+          <w:p>
+            <w:r>
+              <w:t>CORE</w:t>
+            </w:r>
+          </w:p>
+        </w:tc>
+        <w:tc>
+          <w:tcPr>
             <w:tcW w:type="pct" w:w="32%"/>
             <w:tcBorders>
               <w:top w:val="single" w:color="999999" w:sz="4"/>
@@ -3147,6 +3232,22 @@
         </w:tc>
         <w:tc>
           <w:tcPr>
+            <w:tcW w:type="pct" w:w="12%"/>
+            <w:tcBorders>
+              <w:top w:val="single" w:color="999999" w:sz="4"/>
+              <w:left w:val="single" w:color="999999" w:sz="4"/>
+              <w:bottom w:val="single" w:color="999999" w:sz="4"/>
+              <w:right w:val="single" w:color="999999" w:sz="4"/>
+            </w:tcBorders>
+          </w:tcPr>
+          <w:p>
+            <w:r>
+              <w:t>Commitment</w:t>
+            </w:r>
+          </w:p>
+        </w:tc>
+        <w:tc>
+          <w:tcPr>
             <w:tcW w:type="pct" w:w="32%"/>
             <w:tcBorders>
               <w:top w:val="single" w:color="999999" w:sz="4"/>
@@ -3237,6 +3338,22 @@
         </w:tc>
         <w:tc>
           <w:tcPr>
+            <w:tcW w:type="pct" w:w="12%"/>
+            <w:tcBorders>
+              <w:top w:val="single" w:color="999999" w:sz="4"/>
+              <w:left w:val="single" w:color="999999" w:sz="4"/>
+              <w:bottom w:val="single" w:color="999999" w:sz="4"/>
+              <w:right w:val="single" w:color="999999" w:sz="4"/>
+            </w:tcBorders>
+          </w:tcPr>
+          <w:p>
+            <w:r>
+              <w:t>Commitment</w:t>
+            </w:r>
+          </w:p>
+        </w:tc>
+        <w:tc>
+          <w:tcPr>
             <w:tcW w:type="pct" w:w="32%"/>
             <w:tcBorders>
               <w:top w:val="single" w:color="999999" w:sz="4"/>
@@ -3327,6 +3444,22 @@
         </w:tc>
         <w:tc>
           <w:tcPr>
+            <w:tcW w:type="pct" w:w="12%"/>
+            <w:tcBorders>
+              <w:top w:val="single" w:color="999999" w:sz="4"/>
+              <w:left w:val="single" w:color="999999" w:sz="4"/>
+              <w:bottom w:val="single" w:color="999999" w:sz="4"/>
+              <w:right w:val="single" w:color="999999" w:sz="4"/>
+            </w:tcBorders>
+          </w:tcPr>
+          <w:p>
+            <w:r>
+              <w:t>CORE</w:t>
+            </w:r>
+          </w:p>
+        </w:tc>
+        <w:tc>
+          <w:tcPr>
             <w:tcW w:type="pct" w:w="32%"/>
             <w:tcBorders>
               <w:top w:val="single" w:color="999999" w:sz="4"/>
@@ -3417,6 +3550,22 @@
         </w:tc>
         <w:tc>
           <w:tcPr>
+            <w:tcW w:type="pct" w:w="12%"/>
+            <w:tcBorders>
+              <w:top w:val="single" w:color="999999" w:sz="4"/>
+              <w:left w:val="single" w:color="999999" w:sz="4"/>
+              <w:bottom w:val="single" w:color="999999" w:sz="4"/>
+              <w:right w:val="single" w:color="999999" w:sz="4"/>
+            </w:tcBorders>
+          </w:tcPr>
+          <w:p>
+            <w:r>
+              <w:t>Commitment</w:t>
+            </w:r>
+          </w:p>
+        </w:tc>
+        <w:tc>
+          <w:tcPr>
             <w:tcW w:type="pct" w:w="32%"/>
             <w:tcBorders>
               <w:top w:val="single" w:color="999999" w:sz="4"/>
@@ -3507,6 +3656,22 @@
         </w:tc>
         <w:tc>
           <w:tcPr>
+            <w:tcW w:type="pct" w:w="12%"/>
+            <w:tcBorders>
+              <w:top w:val="single" w:color="999999" w:sz="4"/>
+              <w:left w:val="single" w:color="999999" w:sz="4"/>
+              <w:bottom w:val="single" w:color="999999" w:sz="4"/>
+              <w:right w:val="single" w:color="999999" w:sz="4"/>
+            </w:tcBorders>
+          </w:tcPr>
+          <w:p>
+            <w:r>
+              <w:t>Commitment</w:t>
+            </w:r>
+          </w:p>
+        </w:tc>
+        <w:tc>
+          <w:tcPr>
             <w:tcW w:type="pct" w:w="32%"/>
             <w:tcBorders>
               <w:top w:val="single" w:color="999999" w:sz="4"/>
@@ -3597,6 +3762,22 @@
         </w:tc>
         <w:tc>
           <w:tcPr>
+            <w:tcW w:type="pct" w:w="12%"/>
+            <w:tcBorders>
+              <w:top w:val="single" w:color="999999" w:sz="4"/>
+              <w:left w:val="single" w:color="999999" w:sz="4"/>
+              <w:bottom w:val="single" w:color="999999" w:sz="4"/>
+              <w:right w:val="single" w:color="999999" w:sz="4"/>
+            </w:tcBorders>
+          </w:tcPr>
+          <w:p>
+            <w:r>
+              <w:t>Commitment</w:t>
+            </w:r>
+          </w:p>
+        </w:tc>
+        <w:tc>
+          <w:tcPr>
             <w:tcW w:type="pct" w:w="32%"/>
             <w:tcBorders>
               <w:top w:val="single" w:color="999999" w:sz="4"/>
@@ -3687,6 +3868,22 @@
         </w:tc>
         <w:tc>
           <w:tcPr>
+            <w:tcW w:type="pct" w:w="12%"/>
+            <w:tcBorders>
+              <w:top w:val="single" w:color="999999" w:sz="4"/>
+              <w:left w:val="single" w:color="999999" w:sz="4"/>
+              <w:bottom w:val="single" w:color="999999" w:sz="4"/>
+              <w:right w:val="single" w:color="999999" w:sz="4"/>
+            </w:tcBorders>
+          </w:tcPr>
+          <w:p>
+            <w:r>
+              <w:t>Commitment</w:t>
+            </w:r>
+          </w:p>
+        </w:tc>
+        <w:tc>
+          <w:tcPr>
             <w:tcW w:type="pct" w:w="32%"/>
             <w:tcBorders>
               <w:top w:val="single" w:color="999999" w:sz="4"/>
@@ -3777,6 +3974,22 @@
         </w:tc>
         <w:tc>
           <w:tcPr>
+            <w:tcW w:type="pct" w:w="12%"/>
+            <w:tcBorders>
+              <w:top w:val="single" w:color="999999" w:sz="4"/>
+              <w:left w:val="single" w:color="999999" w:sz="4"/>
+              <w:bottom w:val="single" w:color="999999" w:sz="4"/>
+              <w:right w:val="single" w:color="999999" w:sz="4"/>
+            </w:tcBorders>
+          </w:tcPr>
+          <w:p>
+            <w:r>
+              <w:t>Commitment</w:t>
+            </w:r>
+          </w:p>
+        </w:tc>
+        <w:tc>
+          <w:tcPr>
             <w:tcW w:type="pct" w:w="32%"/>
             <w:tcBorders>
               <w:top w:val="single" w:color="999999" w:sz="4"/>
@@ -3867,6 +4080,22 @@
         </w:tc>
         <w:tc>
           <w:tcPr>
+            <w:tcW w:type="pct" w:w="12%"/>
+            <w:tcBorders>
+              <w:top w:val="single" w:color="999999" w:sz="4"/>
+              <w:left w:val="single" w:color="999999" w:sz="4"/>
+              <w:bottom w:val="single" w:color="999999" w:sz="4"/>
+              <w:right w:val="single" w:color="999999" w:sz="4"/>
+            </w:tcBorders>
+          </w:tcPr>
+          <w:p>
+            <w:r>
+              <w:t>Commitment</w:t>
+            </w:r>
+          </w:p>
+        </w:tc>
+        <w:tc>
+          <w:tcPr>
             <w:tcW w:type="pct" w:w="32%"/>
             <w:tcBorders>
               <w:top w:val="single" w:color="999999" w:sz="4"/>
@@ -3957,6 +4186,22 @@
         </w:tc>
         <w:tc>
           <w:tcPr>
+            <w:tcW w:type="pct" w:w="12%"/>
+            <w:tcBorders>
+              <w:top w:val="single" w:color="999999" w:sz="4"/>
+              <w:left w:val="single" w:color="999999" w:sz="4"/>
+              <w:bottom w:val="single" w:color="999999" w:sz="4"/>
+              <w:right w:val="single" w:color="999999" w:sz="4"/>
+            </w:tcBorders>
+          </w:tcPr>
+          <w:p>
+            <w:r>
+              <w:t>Commitment</w:t>
+            </w:r>
+          </w:p>
+        </w:tc>
+        <w:tc>
+          <w:tcPr>
             <w:tcW w:type="pct" w:w="32%"/>
             <w:tcBorders>
               <w:top w:val="single" w:color="999999" w:sz="4"/>
@@ -4047,6 +4292,22 @@
         </w:tc>
         <w:tc>
           <w:tcPr>
+            <w:tcW w:type="pct" w:w="12%"/>
+            <w:tcBorders>
+              <w:top w:val="single" w:color="999999" w:sz="4"/>
+              <w:left w:val="single" w:color="999999" w:sz="4"/>
+              <w:bottom w:val="single" w:color="999999" w:sz="4"/>
+              <w:right w:val="single" w:color="999999" w:sz="4"/>
+            </w:tcBorders>
+          </w:tcPr>
+          <w:p>
+            <w:r>
+              <w:t>Achievement</w:t>
+            </w:r>
+          </w:p>
+        </w:tc>
+        <w:tc>
+          <w:tcPr>
             <w:tcW w:type="pct" w:w="32%"/>
             <w:tcBorders>
               <w:top w:val="single" w:color="999999" w:sz="4"/>
@@ -4137,6 +4398,22 @@
         </w:tc>
         <w:tc>
           <w:tcPr>
+            <w:tcW w:type="pct" w:w="12%"/>
+            <w:tcBorders>
+              <w:top w:val="single" w:color="999999" w:sz="4"/>
+              <w:left w:val="single" w:color="999999" w:sz="4"/>
+              <w:bottom w:val="single" w:color="999999" w:sz="4"/>
+              <w:right w:val="single" w:color="999999" w:sz="4"/>
+            </w:tcBorders>
+          </w:tcPr>
+          <w:p>
+            <w:r>
+              <w:t>Achievement</w:t>
+            </w:r>
+          </w:p>
+        </w:tc>
+        <w:tc>
+          <w:tcPr>
             <w:tcW w:type="pct" w:w="32%"/>
             <w:tcBorders>
               <w:top w:val="single" w:color="999999" w:sz="4"/>
@@ -4269,25 +4546,401 @@
         <w:t>10. Abbreviations</w:t>
       </w:r>
     </w:p>
-    <w:p>
-      <w:pPr>
-        <w:spacing w:after="140"/>
-      </w:pPr>
-      <w:r>
-        <w:rPr>
-          <w:sz w:val="22"/>
-          <w:szCs w:val="22"/>
-        </w:rPr>
-        <w:t xml:space="preserve">CAPA — corrective and preventive action
-ICU — intensive care unit
-IMS — Information Management System (NABH chapter; not yet drafted)
-NABH — National Accreditation Board for Hospitals and Healthcare Providers
-OE — objective element
-PRE — Patient Rights and Education (NABH SHCO chapter 4)
-SHCO — Standards for Small Healthcare Organisations
-WHO — World Health Organization</w:t>
-      </w:r>
-    </w:p>
+    <w:tbl>
+      <w:tblPr>
+        <w:tblW w:type="pct" w:w="100%"/>
+        <w:tblBorders>
+          <w:top w:val="single" w:color="auto" w:sz="4"/>
+          <w:left w:val="single" w:color="auto" w:sz="4"/>
+          <w:bottom w:val="single" w:color="auto" w:sz="4"/>
+          <w:right w:val="single" w:color="auto" w:sz="4"/>
+          <w:insideH w:val="single" w:color="auto" w:sz="4"/>
+          <w:insideV w:val="single" w:color="auto" w:sz="4"/>
+        </w:tblBorders>
+      </w:tblPr>
+      <w:tblGrid>
+        <w:gridCol w:w="100"/>
+        <w:gridCol w:w="100"/>
+      </w:tblGrid>
+      <w:tr>
+        <w:tc>
+          <w:tcPr>
+            <w:tcW w:type="pct" w:w="22%"/>
+            <w:tcBorders>
+              <w:top w:val="single" w:color="999999" w:sz="4"/>
+              <w:left w:val="single" w:color="999999" w:sz="4"/>
+              <w:bottom w:val="single" w:color="999999" w:sz="4"/>
+              <w:right w:val="single" w:color="999999" w:sz="4"/>
+            </w:tcBorders>
+            <w:shd w:fill="E8E8E8" w:val="clear"/>
+          </w:tcPr>
+          <w:p>
+            <w:r>
+              <w:rPr>
+                <w:b/>
+              </w:rPr>
+              <w:t>Abbreviation</w:t>
+            </w:r>
+          </w:p>
+        </w:tc>
+        <w:tc>
+          <w:tcPr>
+            <w:tcW w:type="pct" w:w="22%"/>
+            <w:tcBorders>
+              <w:top w:val="single" w:color="999999" w:sz="4"/>
+              <w:left w:val="single" w:color="999999" w:sz="4"/>
+              <w:bottom w:val="single" w:color="999999" w:sz="4"/>
+              <w:right w:val="single" w:color="999999" w:sz="4"/>
+            </w:tcBorders>
+            <w:shd w:fill="E8E8E8" w:val="clear"/>
+          </w:tcPr>
+          <w:p>
+            <w:r>
+              <w:rPr>
+                <w:b/>
+              </w:rPr>
+              <w:t>Meaning</w:t>
+            </w:r>
+          </w:p>
+        </w:tc>
+      </w:tr>
+      <w:tr>
+        <w:tc>
+          <w:tcPr>
+            <w:tcW w:type="pct" w:w="22%"/>
+            <w:tcBorders>
+              <w:top w:val="single" w:color="999999" w:sz="4"/>
+              <w:left w:val="single" w:color="999999" w:sz="4"/>
+              <w:bottom w:val="single" w:color="999999" w:sz="4"/>
+              <w:right w:val="single" w:color="999999" w:sz="4"/>
+            </w:tcBorders>
+            <w:shd w:fill="E8E8E8" w:val="clear"/>
+          </w:tcPr>
+          <w:p>
+            <w:r>
+              <w:rPr>
+                <w:b w:val="0"/>
+              </w:rPr>
+              <w:t>CAPA</w:t>
+            </w:r>
+          </w:p>
+        </w:tc>
+        <w:tc>
+          <w:tcPr>
+            <w:tcW w:type="pct" w:w="22%"/>
+            <w:tcBorders>
+              <w:top w:val="single" w:color="999999" w:sz="4"/>
+              <w:left w:val="single" w:color="999999" w:sz="4"/>
+              <w:bottom w:val="single" w:color="999999" w:sz="4"/>
+              <w:right w:val="single" w:color="999999" w:sz="4"/>
+            </w:tcBorders>
+            <w:shd w:fill="E8E8E8" w:val="clear"/>
+          </w:tcPr>
+          <w:p>
+            <w:r>
+              <w:rPr>
+                <w:b w:val="0"/>
+              </w:rPr>
+              <w:t>corrective and preventive action</w:t>
+            </w:r>
+          </w:p>
+        </w:tc>
+      </w:tr>
+      <w:tr>
+        <w:tc>
+          <w:tcPr>
+            <w:tcW w:type="pct" w:w="22%"/>
+            <w:tcBorders>
+              <w:top w:val="single" w:color="999999" w:sz="4"/>
+              <w:left w:val="single" w:color="999999" w:sz="4"/>
+              <w:bottom w:val="single" w:color="999999" w:sz="4"/>
+              <w:right w:val="single" w:color="999999" w:sz="4"/>
+            </w:tcBorders>
+            <w:shd w:fill="E8E8E8" w:val="clear"/>
+          </w:tcPr>
+          <w:p>
+            <w:r>
+              <w:rPr>
+                <w:b w:val="0"/>
+              </w:rPr>
+              <w:t>ICU</w:t>
+            </w:r>
+          </w:p>
+        </w:tc>
+        <w:tc>
+          <w:tcPr>
+            <w:tcW w:type="pct" w:w="22%"/>
+            <w:tcBorders>
+              <w:top w:val="single" w:color="999999" w:sz="4"/>
+              <w:left w:val="single" w:color="999999" w:sz="4"/>
+              <w:bottom w:val="single" w:color="999999" w:sz="4"/>
+              <w:right w:val="single" w:color="999999" w:sz="4"/>
+            </w:tcBorders>
+            <w:shd w:fill="E8E8E8" w:val="clear"/>
+          </w:tcPr>
+          <w:p>
+            <w:r>
+              <w:rPr>
+                <w:b w:val="0"/>
+              </w:rPr>
+              <w:t>intensive care unit</w:t>
+            </w:r>
+          </w:p>
+        </w:tc>
+      </w:tr>
+      <w:tr>
+        <w:tc>
+          <w:tcPr>
+            <w:tcW w:type="pct" w:w="22%"/>
+            <w:tcBorders>
+              <w:top w:val="single" w:color="999999" w:sz="4"/>
+              <w:left w:val="single" w:color="999999" w:sz="4"/>
+              <w:bottom w:val="single" w:color="999999" w:sz="4"/>
+              <w:right w:val="single" w:color="999999" w:sz="4"/>
+            </w:tcBorders>
+            <w:shd w:fill="E8E8E8" w:val="clear"/>
+          </w:tcPr>
+          <w:p>
+            <w:r>
+              <w:rPr>
+                <w:b w:val="0"/>
+              </w:rPr>
+              <w:t>IMS</w:t>
+            </w:r>
+          </w:p>
+        </w:tc>
+        <w:tc>
+          <w:tcPr>
+            <w:tcW w:type="pct" w:w="22%"/>
+            <w:tcBorders>
+              <w:top w:val="single" w:color="999999" w:sz="4"/>
+              <w:left w:val="single" w:color="999999" w:sz="4"/>
+              <w:bottom w:val="single" w:color="999999" w:sz="4"/>
+              <w:right w:val="single" w:color="999999" w:sz="4"/>
+            </w:tcBorders>
+            <w:shd w:fill="E8E8E8" w:val="clear"/>
+          </w:tcPr>
+          <w:p>
+            <w:r>
+              <w:rPr>
+                <w:b w:val="0"/>
+              </w:rPr>
+              <w:t>Information Management System (NABH chapter; not yet drafted)</w:t>
+            </w:r>
+          </w:p>
+        </w:tc>
+      </w:tr>
+      <w:tr>
+        <w:tc>
+          <w:tcPr>
+            <w:tcW w:type="pct" w:w="22%"/>
+            <w:tcBorders>
+              <w:top w:val="single" w:color="999999" w:sz="4"/>
+              <w:left w:val="single" w:color="999999" w:sz="4"/>
+              <w:bottom w:val="single" w:color="999999" w:sz="4"/>
+              <w:right w:val="single" w:color="999999" w:sz="4"/>
+            </w:tcBorders>
+            <w:shd w:fill="E8E8E8" w:val="clear"/>
+          </w:tcPr>
+          <w:p>
+            <w:r>
+              <w:rPr>
+                <w:b w:val="0"/>
+              </w:rPr>
+              <w:t>NABH</w:t>
+            </w:r>
+          </w:p>
+        </w:tc>
+        <w:tc>
+          <w:tcPr>
+            <w:tcW w:type="pct" w:w="22%"/>
+            <w:tcBorders>
+              <w:top w:val="single" w:color="999999" w:sz="4"/>
+              <w:left w:val="single" w:color="999999" w:sz="4"/>
+              <w:bottom w:val="single" w:color="999999" w:sz="4"/>
+              <w:right w:val="single" w:color="999999" w:sz="4"/>
+            </w:tcBorders>
+            <w:shd w:fill="E8E8E8" w:val="clear"/>
+          </w:tcPr>
+          <w:p>
+            <w:r>
+              <w:rPr>
+                <w:b w:val="0"/>
+              </w:rPr>
+              <w:t>National Accreditation Board for Hospitals and Healthcare Providers</w:t>
+            </w:r>
+          </w:p>
+        </w:tc>
+      </w:tr>
+      <w:tr>
+        <w:tc>
+          <w:tcPr>
+            <w:tcW w:type="pct" w:w="22%"/>
+            <w:tcBorders>
+              <w:top w:val="single" w:color="999999" w:sz="4"/>
+              <w:left w:val="single" w:color="999999" w:sz="4"/>
+              <w:bottom w:val="single" w:color="999999" w:sz="4"/>
+              <w:right w:val="single" w:color="999999" w:sz="4"/>
+            </w:tcBorders>
+            <w:shd w:fill="E8E8E8" w:val="clear"/>
+          </w:tcPr>
+          <w:p>
+            <w:r>
+              <w:rPr>
+                <w:b w:val="0"/>
+              </w:rPr>
+              <w:t>OE</w:t>
+            </w:r>
+          </w:p>
+        </w:tc>
+        <w:tc>
+          <w:tcPr>
+            <w:tcW w:type="pct" w:w="22%"/>
+            <w:tcBorders>
+              <w:top w:val="single" w:color="999999" w:sz="4"/>
+              <w:left w:val="single" w:color="999999" w:sz="4"/>
+              <w:bottom w:val="single" w:color="999999" w:sz="4"/>
+              <w:right w:val="single" w:color="999999" w:sz="4"/>
+            </w:tcBorders>
+            <w:shd w:fill="E8E8E8" w:val="clear"/>
+          </w:tcPr>
+          <w:p>
+            <w:r>
+              <w:rPr>
+                <w:b w:val="0"/>
+              </w:rPr>
+              <w:t>objective element</w:t>
+            </w:r>
+          </w:p>
+        </w:tc>
+      </w:tr>
+      <w:tr>
+        <w:tc>
+          <w:tcPr>
+            <w:tcW w:type="pct" w:w="22%"/>
+            <w:tcBorders>
+              <w:top w:val="single" w:color="999999" w:sz="4"/>
+              <w:left w:val="single" w:color="999999" w:sz="4"/>
+              <w:bottom w:val="single" w:color="999999" w:sz="4"/>
+              <w:right w:val="single" w:color="999999" w:sz="4"/>
+            </w:tcBorders>
+            <w:shd w:fill="E8E8E8" w:val="clear"/>
+          </w:tcPr>
+          <w:p>
+            <w:r>
+              <w:rPr>
+                <w:b w:val="0"/>
+              </w:rPr>
+              <w:t>PRE</w:t>
+            </w:r>
+          </w:p>
+        </w:tc>
+        <w:tc>
+          <w:tcPr>
+            <w:tcW w:type="pct" w:w="22%"/>
+            <w:tcBorders>
+              <w:top w:val="single" w:color="999999" w:sz="4"/>
+              <w:left w:val="single" w:color="999999" w:sz="4"/>
+              <w:bottom w:val="single" w:color="999999" w:sz="4"/>
+              <w:right w:val="single" w:color="999999" w:sz="4"/>
+            </w:tcBorders>
+            <w:shd w:fill="E8E8E8" w:val="clear"/>
+          </w:tcPr>
+          <w:p>
+            <w:r>
+              <w:rPr>
+                <w:b w:val="0"/>
+              </w:rPr>
+              <w:t>Patient Rights and Education (NABH SHCO chapter 4)</w:t>
+            </w:r>
+          </w:p>
+        </w:tc>
+      </w:tr>
+      <w:tr>
+        <w:tc>
+          <w:tcPr>
+            <w:tcW w:type="pct" w:w="22%"/>
+            <w:tcBorders>
+              <w:top w:val="single" w:color="999999" w:sz="4"/>
+              <w:left w:val="single" w:color="999999" w:sz="4"/>
+              <w:bottom w:val="single" w:color="999999" w:sz="4"/>
+              <w:right w:val="single" w:color="999999" w:sz="4"/>
+            </w:tcBorders>
+            <w:shd w:fill="E8E8E8" w:val="clear"/>
+          </w:tcPr>
+          <w:p>
+            <w:r>
+              <w:rPr>
+                <w:b w:val="0"/>
+              </w:rPr>
+              <w:t>SHCO</w:t>
+            </w:r>
+          </w:p>
+        </w:tc>
+        <w:tc>
+          <w:tcPr>
+            <w:tcW w:type="pct" w:w="22%"/>
+            <w:tcBorders>
+              <w:top w:val="single" w:color="999999" w:sz="4"/>
+              <w:left w:val="single" w:color="999999" w:sz="4"/>
+              <w:bottom w:val="single" w:color="999999" w:sz="4"/>
+              <w:right w:val="single" w:color="999999" w:sz="4"/>
+            </w:tcBorders>
+            <w:shd w:fill="E8E8E8" w:val="clear"/>
+          </w:tcPr>
+          <w:p>
+            <w:r>
+              <w:rPr>
+                <w:b w:val="0"/>
+              </w:rPr>
+              <w:t>Standards for Small Healthcare Organisations</w:t>
+            </w:r>
+          </w:p>
+        </w:tc>
+      </w:tr>
+      <w:tr>
+        <w:tc>
+          <w:tcPr>
+            <w:tcW w:type="pct" w:w="22%"/>
+            <w:tcBorders>
+              <w:top w:val="single" w:color="999999" w:sz="4"/>
+              <w:left w:val="single" w:color="999999" w:sz="4"/>
+              <w:bottom w:val="single" w:color="999999" w:sz="4"/>
+              <w:right w:val="single" w:color="999999" w:sz="4"/>
+            </w:tcBorders>
+            <w:shd w:fill="E8E8E8" w:val="clear"/>
+          </w:tcPr>
+          <w:p>
+            <w:r>
+              <w:rPr>
+                <w:b w:val="0"/>
+              </w:rPr>
+              <w:t>WHO</w:t>
+            </w:r>
+          </w:p>
+        </w:tc>
+        <w:tc>
+          <w:tcPr>
+            <w:tcW w:type="pct" w:w="22%"/>
+            <w:tcBorders>
+              <w:top w:val="single" w:color="999999" w:sz="4"/>
+              <w:left w:val="single" w:color="999999" w:sz="4"/>
+              <w:bottom w:val="single" w:color="999999" w:sz="4"/>
+              <w:right w:val="single" w:color="999999" w:sz="4"/>
+            </w:tcBorders>
+            <w:shd w:fill="E8E8E8" w:val="clear"/>
+          </w:tcPr>
+          <w:p>
+            <w:r>
+              <w:rPr>
+                <w:b w:val="0"/>
+              </w:rPr>
+              <w:t>World Health Organization</w:t>
+            </w:r>
+          </w:p>
+        </w:tc>
+      </w:tr>
+    </w:tbl>
     <w:p>
       <w:pPr>
         <w:pStyle w:val="Heading1"/>

--- a/policies/build/masters/PRE.2_v2_master.docx
+++ b/policies/build/masters/PRE.2_v2_master.docx
@@ -689,7 +689,7 @@
           <w:sz w:val="22"/>
           <w:szCs w:val="22"/>
         </w:rPr>
-        <w:t xml:space="preserve">The chapter intent is that patient and family rights support individual beliefs, values and involve the patient and family in decision-making processes. A list that exists only so PRE.1 can display it, or a care plan written without the patient, is not that intent.</w:t>
+        <w:t>A list that exists only so PRE.1 can display it, or a care plan written without the patient, misses the point of this policy.</w:t>
       </w:r>
     </w:p>
     <w:p>
@@ -702,18 +702,6 @@
           <w:szCs w:val="22"/>
         </w:rPr>
         <w:t xml:space="preserve">This policy owns what the rights include and how they are exercised. PRE.1 owns that a documented set exists, is displayed, promoted and protected. PRE.3 owns consent method. PRE.5 owns cost information. PRE.6 owns complaint redressal.</w:t>
-      </w:r>
-    </w:p>
-    <w:p>
-      <w:pPr>
-        <w:spacing w:after="140"/>
-      </w:pPr>
-      <w:r>
-        <w:rPr>
-          <w:sz w:val="22"/>
-          <w:szCs w:val="22"/>
-        </w:rPr>
-        <w:t xml:space="preserve">Words marked «like this» are defaults a small hospital can keep. A blank marked «________» has no sensible default. Fill it in before this document is signed.</w:t>
       </w:r>
     </w:p>
     <w:p>
@@ -747,188 +735,6 @@
           <w:szCs w:val="22"/>
         </w:rPr>
         <w:t xml:space="preserve">It covers the sixteen rights and involvement elements PRE.2.a–p name. It does not cover how the set is displayed (PRE.1), how consent is obtained (PRE.3), how expected costs are explained (PRE.5), or how complaints are redressed (PRE.6).</w:t>
-      </w:r>
-    </w:p>
-    <w:p>
-      <w:pPr>
-        <w:spacing w:after="140"/>
-      </w:pPr>
-      <w:r>
-        <w:rPr>
-          <w:sz w:val="22"/>
-          <w:szCs w:val="22"/>
-        </w:rPr>
-        <w:t xml:space="preserve">Boundaries with other policies of «Hospital Name»:</w:t>
-      </w:r>
-    </w:p>
-    <w:p>
-      <w:pPr>
-        <w:pStyle w:val="ListParagraph"/>
-        <w:numPr>
-          <w:ilvl w:val="0"/>
-          <w:numId w:val="1"/>
-        </w:numPr>
-        <w:spacing w:after="60"/>
-      </w:pPr>
-      <w:r>
-        <w:rPr>
-          <w:sz w:val="22"/>
-          <w:szCs w:val="22"/>
-        </w:rPr>
-        <w:t xml:space="preserve">PRE.1 owns documentation, display, awareness, promotion, protection, violation report and leadership CAPA. This policy owns the content of the list PRE.1 displays.</w:t>
-      </w:r>
-    </w:p>
-    <w:p>
-      <w:pPr>
-        <w:pStyle w:val="ListParagraph"/>
-        <w:numPr>
-          <w:ilvl w:val="0"/>
-          <w:numId w:val="1"/>
-        </w:numPr>
-        <w:spacing w:after="60"/>
-      </w:pPr>
-      <w:r>
-        <w:rPr>
-          <w:sz w:val="22"/>
-          <w:szCs w:val="22"/>
-        </w:rPr>
-        <w:t xml:space="preserve">PRE.2.g is the right that informed consent is obtained before transfusion, anaesthesia, surgery, research and other invasive or high-risk treatment. PRE.3 owns the method. COP.5, COP.9, COP.10 and COP.11 own that the relevant consent happened before those acts.</w:t>
-      </w:r>
-    </w:p>
-    <w:p>
-      <w:pPr>
-        <w:pStyle w:val="ListParagraph"/>
-        <w:numPr>
-          <w:ilvl w:val="0"/>
-          <w:numId w:val="1"/>
-        </w:numPr>
-        <w:spacing w:after="60"/>
-      </w:pPr>
-      <w:r>
-        <w:rPr>
-          <w:sz w:val="22"/>
-          <w:szCs w:val="22"/>
-        </w:rPr>
-        <w:t xml:space="preserve">PRE.2.e refusal is the right. PRE.3 records that consent was not given.</w:t>
-      </w:r>
-    </w:p>
-    <w:p>
-      <w:pPr>
-        <w:pStyle w:val="ListParagraph"/>
-        <w:numPr>
-          <w:ilvl w:val="0"/>
-          <w:numId w:val="1"/>
-        </w:numPr>
-        <w:spacing w:after="60"/>
-      </w:pPr>
-      <w:r>
-        <w:rPr>
-          <w:sz w:val="22"/>
-          <w:szCs w:val="22"/>
-        </w:rPr>
-        <w:t xml:space="preserve">PRE.2.h is the right to complain and to information on how to voice a complaint. PRE.6 owns the mechanism.</w:t>
-      </w:r>
-    </w:p>
-    <w:p>
-      <w:pPr>
-        <w:pStyle w:val="ListParagraph"/>
-        <w:numPr>
-          <w:ilvl w:val="0"/>
-          <w:numId w:val="1"/>
-        </w:numPr>
-        <w:spacing w:after="60"/>
-      </w:pPr>
-      <w:r>
-        <w:rPr>
-          <w:sz w:val="22"/>
-          <w:szCs w:val="22"/>
-        </w:rPr>
-        <w:t xml:space="preserve">PRE.2.i is the right to information on expected cost. PRE.5 owns the pricing policy and explanation.</w:t>
-      </w:r>
-    </w:p>
-    <w:p>
-      <w:pPr>
-        <w:pStyle w:val="ListParagraph"/>
-        <w:numPr>
-          <w:ilvl w:val="0"/>
-          <w:numId w:val="1"/>
-        </w:numPr>
-        <w:spacing w:after="60"/>
-      </w:pPr>
-      <w:r>
-        <w:rPr>
-          <w:sz w:val="22"/>
-          <w:szCs w:val="22"/>
-        </w:rPr>
-        <w:t xml:space="preserve">PRE.2.j access to clinical records during care. IMS owns the record file. AAC.8 owns the discharge summary the patient takes away.</w:t>
-      </w:r>
-    </w:p>
-    <w:p>
-      <w:pPr>
-        <w:pStyle w:val="ListParagraph"/>
-        <w:numPr>
-          <w:ilvl w:val="0"/>
-          <w:numId w:val="1"/>
-        </w:numPr>
-        <w:spacing w:after="60"/>
-      </w:pPr>
-      <w:r>
-        <w:rPr>
-          <w:sz w:val="22"/>
-          <w:szCs w:val="22"/>
-        </w:rPr>
-        <w:t xml:space="preserve">PRE.2.o care plan prepared and modified in consultation. AAC.3 owns the clinical care plan. PRE.5.d owns financial implications of a change.</w:t>
-      </w:r>
-    </w:p>
-    <w:p>
-      <w:pPr>
-        <w:pStyle w:val="ListParagraph"/>
-        <w:numPr>
-          <w:ilvl w:val="0"/>
-          <w:numId w:val="1"/>
-        </w:numPr>
-        <w:spacing w:after="60"/>
-      </w:pPr>
-      <w:r>
-        <w:rPr>
-          <w:sz w:val="22"/>
-          <w:szCs w:val="22"/>
-        </w:rPr>
-        <w:t xml:space="preserve">PRE.2.p multidisciplinary counselling when appropriate. COP.6.e owns periodic ICU family counselling where ICU exists.</w:t>
-      </w:r>
-    </w:p>
-    <w:p>
-      <w:pPr>
-        <w:pStyle w:val="ListParagraph"/>
-        <w:numPr>
-          <w:ilvl w:val="0"/>
-          <w:numId w:val="1"/>
-        </w:numPr>
-        <w:spacing w:after="60"/>
-      </w:pPr>
-      <w:r>
-        <w:rPr>
-          <w:sz w:val="22"/>
-          <w:szCs w:val="22"/>
-        </w:rPr>
-        <w:t xml:space="preserve">PRE.2.d confidentiality as a patient right. IMS owns how the record is kept confidential as a file.</w:t>
-      </w:r>
-    </w:p>
-    <w:p>
-      <w:pPr>
-        <w:pStyle w:val="ListParagraph"/>
-        <w:numPr>
-          <w:ilvl w:val="0"/>
-          <w:numId w:val="1"/>
-        </w:numPr>
-        <w:spacing w:after="60"/>
-      </w:pPr>
-      <w:r>
-        <w:rPr>
-          <w:sz w:val="22"/>
-          <w:szCs w:val="22"/>
-        </w:rPr>
-        <w:t xml:space="preserve">Capacity and who may consent when the patient cannot are PRE.3.c. The Mental Healthcare Act, 2017 is not applied as a blanket to this rights list.</w:t>
       </w:r>
     </w:p>
     <w:p>

--- a/policies/build/masters/PRE.2_v2_master.docx
+++ b/policies/build/masters/PRE.2_v2_master.docx
@@ -690,18 +690,6 @@
           <w:szCs w:val="22"/>
         </w:rPr>
         <w:t>A list that exists only so PRE.1 can display it, or a care plan written without the patient, misses the point of this policy.</w:t>
-      </w:r>
-    </w:p>
-    <w:p>
-      <w:pPr>
-        <w:spacing w:after="140"/>
-      </w:pPr>
-      <w:r>
-        <w:rPr>
-          <w:sz w:val="22"/>
-          <w:szCs w:val="22"/>
-        </w:rPr>
-        <w:t xml:space="preserve">This policy owns what the rights include and how they are exercised. PRE.1 owns that a documented set exists, is displayed, promoted and protected. PRE.3 owns consent method. PRE.5 owns cost information. PRE.6 owns complaint redressal.</w:t>
       </w:r>
     </w:p>
     <w:p>

--- a/policies/build/masters/PRE.2_v2_master.docx
+++ b/policies/build/masters/PRE.2_v2_master.docx
@@ -2444,6 +2444,490 @@
         <w:t xml:space="preserve">The Nursing Superintendent holds signed acknowledgements with the induction record.</w:t>
       </w:r>
     </w:p>
+    <w:p>
+      <w:pPr>
+        <w:pStyle w:val="Heading1"/>
+        <w:spacing w:after="120" w:before="280"/>
+      </w:pPr>
+      <w:r>
+        <w:t>9. Distribution</w:t>
+      </w:r>
+    </w:p>
+    <w:p>
+      <w:pPr>
+        <w:spacing w:after="140"/>
+      </w:pPr>
+      <w:r>
+        <w:rPr>
+          <w:sz w:val="22"/>
+          <w:szCs w:val="22"/>
+        </w:rPr>
+        <w:t xml:space="preserve">Official master copy: office of the Medical Superintendent, «Hospital Name», with the Patient Rights Officer and the Quality Coordinator.</w:t>
+      </w:r>
+    </w:p>
+    <w:p>
+      <w:pPr>
+        <w:spacing w:after="140"/>
+      </w:pPr>
+      <w:r>
+        <w:rPr>
+          <w:sz w:val="22"/>
+          <w:szCs w:val="22"/>
+        </w:rPr>
+        <w:t xml:space="preserve">Copies issued to: registration; out-patient; emergency; every in-patient ward; ICU where it exists; nursing administration; counselling room where it exists.</w:t>
+      </w:r>
+    </w:p>
+    <w:p>
+      <w:pPr>
+        <w:spacing w:after="140"/>
+      </w:pPr>
+      <w:r>
+        <w:rPr>
+          <w:sz w:val="22"/>
+          <w:szCs w:val="22"/>
+        </w:rPr>
+        <w:t xml:space="preserve">The current version is available to all staff at the «front-office policy file» and, if the hospital keeps an intranet, at «staff intranet / policies».</w:t>
+      </w:r>
+    </w:p>
+    <w:p>
+      <w:pPr>
+        <w:spacing w:after="140"/>
+      </w:pPr>
+      <w:r>
+        <w:rPr>
+          <w:sz w:val="22"/>
+          <w:szCs w:val="22"/>
+        </w:rPr>
+        <w:t xml:space="preserve">The documented rights set is held at points of entry and on the wards. When a new version is issued, take old copies out of use.</w:t>
+      </w:r>
+    </w:p>
+    <w:p>
+      <w:pPr>
+        <w:pStyle w:val="Heading1"/>
+        <w:spacing w:after="120" w:before="280"/>
+      </w:pPr>
+      <w:r>
+        <w:t>10. Abbreviations</w:t>
+      </w:r>
+    </w:p>
+    <w:tbl>
+      <w:tblPr>
+        <w:tblW w:type="pct" w:w="100%"/>
+        <w:tblBorders>
+          <w:top w:val="single" w:color="auto" w:sz="4"/>
+          <w:left w:val="single" w:color="auto" w:sz="4"/>
+          <w:bottom w:val="single" w:color="auto" w:sz="4"/>
+          <w:right w:val="single" w:color="auto" w:sz="4"/>
+          <w:insideH w:val="single" w:color="auto" w:sz="4"/>
+          <w:insideV w:val="single" w:color="auto" w:sz="4"/>
+        </w:tblBorders>
+      </w:tblPr>
+      <w:tblGrid>
+        <w:gridCol w:w="100"/>
+        <w:gridCol w:w="100"/>
+      </w:tblGrid>
+      <w:tr>
+        <w:tc>
+          <w:tcPr>
+            <w:tcW w:type="pct" w:w="22%"/>
+            <w:tcBorders>
+              <w:top w:val="single" w:color="999999" w:sz="4"/>
+              <w:left w:val="single" w:color="999999" w:sz="4"/>
+              <w:bottom w:val="single" w:color="999999" w:sz="4"/>
+              <w:right w:val="single" w:color="999999" w:sz="4"/>
+            </w:tcBorders>
+            <w:shd w:fill="E8E8E8" w:val="clear"/>
+          </w:tcPr>
+          <w:p>
+            <w:r>
+              <w:rPr>
+                <w:b/>
+              </w:rPr>
+              <w:t>Abbreviation</w:t>
+            </w:r>
+          </w:p>
+        </w:tc>
+        <w:tc>
+          <w:tcPr>
+            <w:tcW w:type="pct" w:w="22%"/>
+            <w:tcBorders>
+              <w:top w:val="single" w:color="999999" w:sz="4"/>
+              <w:left w:val="single" w:color="999999" w:sz="4"/>
+              <w:bottom w:val="single" w:color="999999" w:sz="4"/>
+              <w:right w:val="single" w:color="999999" w:sz="4"/>
+            </w:tcBorders>
+            <w:shd w:fill="E8E8E8" w:val="clear"/>
+          </w:tcPr>
+          <w:p>
+            <w:r>
+              <w:rPr>
+                <w:b/>
+              </w:rPr>
+              <w:t>Meaning</w:t>
+            </w:r>
+          </w:p>
+        </w:tc>
+      </w:tr>
+      <w:tr>
+        <w:tc>
+          <w:tcPr>
+            <w:tcW w:type="pct" w:w="22%"/>
+            <w:tcBorders>
+              <w:top w:val="single" w:color="999999" w:sz="4"/>
+              <w:left w:val="single" w:color="999999" w:sz="4"/>
+              <w:bottom w:val="single" w:color="999999" w:sz="4"/>
+              <w:right w:val="single" w:color="999999" w:sz="4"/>
+            </w:tcBorders>
+            <w:shd w:fill="E8E8E8" w:val="clear"/>
+          </w:tcPr>
+          <w:p>
+            <w:r>
+              <w:rPr>
+                <w:b w:val="0"/>
+              </w:rPr>
+              <w:t>CAPA</w:t>
+            </w:r>
+          </w:p>
+        </w:tc>
+        <w:tc>
+          <w:tcPr>
+            <w:tcW w:type="pct" w:w="22%"/>
+            <w:tcBorders>
+              <w:top w:val="single" w:color="999999" w:sz="4"/>
+              <w:left w:val="single" w:color="999999" w:sz="4"/>
+              <w:bottom w:val="single" w:color="999999" w:sz="4"/>
+              <w:right w:val="single" w:color="999999" w:sz="4"/>
+            </w:tcBorders>
+            <w:shd w:fill="E8E8E8" w:val="clear"/>
+          </w:tcPr>
+          <w:p>
+            <w:r>
+              <w:rPr>
+                <w:b w:val="0"/>
+              </w:rPr>
+              <w:t>corrective and preventive action</w:t>
+            </w:r>
+          </w:p>
+        </w:tc>
+      </w:tr>
+      <w:tr>
+        <w:tc>
+          <w:tcPr>
+            <w:tcW w:type="pct" w:w="22%"/>
+            <w:tcBorders>
+              <w:top w:val="single" w:color="999999" w:sz="4"/>
+              <w:left w:val="single" w:color="999999" w:sz="4"/>
+              <w:bottom w:val="single" w:color="999999" w:sz="4"/>
+              <w:right w:val="single" w:color="999999" w:sz="4"/>
+            </w:tcBorders>
+            <w:shd w:fill="E8E8E8" w:val="clear"/>
+          </w:tcPr>
+          <w:p>
+            <w:r>
+              <w:rPr>
+                <w:b w:val="0"/>
+              </w:rPr>
+              <w:t>ICU</w:t>
+            </w:r>
+          </w:p>
+        </w:tc>
+        <w:tc>
+          <w:tcPr>
+            <w:tcW w:type="pct" w:w="22%"/>
+            <w:tcBorders>
+              <w:top w:val="single" w:color="999999" w:sz="4"/>
+              <w:left w:val="single" w:color="999999" w:sz="4"/>
+              <w:bottom w:val="single" w:color="999999" w:sz="4"/>
+              <w:right w:val="single" w:color="999999" w:sz="4"/>
+            </w:tcBorders>
+            <w:shd w:fill="E8E8E8" w:val="clear"/>
+          </w:tcPr>
+          <w:p>
+            <w:r>
+              <w:rPr>
+                <w:b w:val="0"/>
+              </w:rPr>
+              <w:t>intensive care unit</w:t>
+            </w:r>
+          </w:p>
+        </w:tc>
+      </w:tr>
+      <w:tr>
+        <w:tc>
+          <w:tcPr>
+            <w:tcW w:type="pct" w:w="22%"/>
+            <w:tcBorders>
+              <w:top w:val="single" w:color="999999" w:sz="4"/>
+              <w:left w:val="single" w:color="999999" w:sz="4"/>
+              <w:bottom w:val="single" w:color="999999" w:sz="4"/>
+              <w:right w:val="single" w:color="999999" w:sz="4"/>
+            </w:tcBorders>
+            <w:shd w:fill="E8E8E8" w:val="clear"/>
+          </w:tcPr>
+          <w:p>
+            <w:r>
+              <w:rPr>
+                <w:b w:val="0"/>
+              </w:rPr>
+              <w:t>IMS</w:t>
+            </w:r>
+          </w:p>
+        </w:tc>
+        <w:tc>
+          <w:tcPr>
+            <w:tcW w:type="pct" w:w="22%"/>
+            <w:tcBorders>
+              <w:top w:val="single" w:color="999999" w:sz="4"/>
+              <w:left w:val="single" w:color="999999" w:sz="4"/>
+              <w:bottom w:val="single" w:color="999999" w:sz="4"/>
+              <w:right w:val="single" w:color="999999" w:sz="4"/>
+            </w:tcBorders>
+            <w:shd w:fill="E8E8E8" w:val="clear"/>
+          </w:tcPr>
+          <w:p>
+            <w:r>
+              <w:rPr>
+                <w:b w:val="0"/>
+              </w:rPr>
+              <w:t>Information Management System (NABH chapter; not yet drafted)</w:t>
+            </w:r>
+          </w:p>
+        </w:tc>
+      </w:tr>
+      <w:tr>
+        <w:tc>
+          <w:tcPr>
+            <w:tcW w:type="pct" w:w="22%"/>
+            <w:tcBorders>
+              <w:top w:val="single" w:color="999999" w:sz="4"/>
+              <w:left w:val="single" w:color="999999" w:sz="4"/>
+              <w:bottom w:val="single" w:color="999999" w:sz="4"/>
+              <w:right w:val="single" w:color="999999" w:sz="4"/>
+            </w:tcBorders>
+            <w:shd w:fill="E8E8E8" w:val="clear"/>
+          </w:tcPr>
+          <w:p>
+            <w:r>
+              <w:rPr>
+                <w:b w:val="0"/>
+              </w:rPr>
+              <w:t>NABH</w:t>
+            </w:r>
+          </w:p>
+        </w:tc>
+        <w:tc>
+          <w:tcPr>
+            <w:tcW w:type="pct" w:w="22%"/>
+            <w:tcBorders>
+              <w:top w:val="single" w:color="999999" w:sz="4"/>
+              <w:left w:val="single" w:color="999999" w:sz="4"/>
+              <w:bottom w:val="single" w:color="999999" w:sz="4"/>
+              <w:right w:val="single" w:color="999999" w:sz="4"/>
+            </w:tcBorders>
+            <w:shd w:fill="E8E8E8" w:val="clear"/>
+          </w:tcPr>
+          <w:p>
+            <w:r>
+              <w:rPr>
+                <w:b w:val="0"/>
+              </w:rPr>
+              <w:t>National Accreditation Board for Hospitals and Healthcare Providers</w:t>
+            </w:r>
+          </w:p>
+        </w:tc>
+      </w:tr>
+      <w:tr>
+        <w:tc>
+          <w:tcPr>
+            <w:tcW w:type="pct" w:w="22%"/>
+            <w:tcBorders>
+              <w:top w:val="single" w:color="999999" w:sz="4"/>
+              <w:left w:val="single" w:color="999999" w:sz="4"/>
+              <w:bottom w:val="single" w:color="999999" w:sz="4"/>
+              <w:right w:val="single" w:color="999999" w:sz="4"/>
+            </w:tcBorders>
+            <w:shd w:fill="E8E8E8" w:val="clear"/>
+          </w:tcPr>
+          <w:p>
+            <w:r>
+              <w:rPr>
+                <w:b w:val="0"/>
+              </w:rPr>
+              <w:t>OE</w:t>
+            </w:r>
+          </w:p>
+        </w:tc>
+        <w:tc>
+          <w:tcPr>
+            <w:tcW w:type="pct" w:w="22%"/>
+            <w:tcBorders>
+              <w:top w:val="single" w:color="999999" w:sz="4"/>
+              <w:left w:val="single" w:color="999999" w:sz="4"/>
+              <w:bottom w:val="single" w:color="999999" w:sz="4"/>
+              <w:right w:val="single" w:color="999999" w:sz="4"/>
+            </w:tcBorders>
+            <w:shd w:fill="E8E8E8" w:val="clear"/>
+          </w:tcPr>
+          <w:p>
+            <w:r>
+              <w:rPr>
+                <w:b w:val="0"/>
+              </w:rPr>
+              <w:t>objective element</w:t>
+            </w:r>
+          </w:p>
+        </w:tc>
+      </w:tr>
+      <w:tr>
+        <w:tc>
+          <w:tcPr>
+            <w:tcW w:type="pct" w:w="22%"/>
+            <w:tcBorders>
+              <w:top w:val="single" w:color="999999" w:sz="4"/>
+              <w:left w:val="single" w:color="999999" w:sz="4"/>
+              <w:bottom w:val="single" w:color="999999" w:sz="4"/>
+              <w:right w:val="single" w:color="999999" w:sz="4"/>
+            </w:tcBorders>
+            <w:shd w:fill="E8E8E8" w:val="clear"/>
+          </w:tcPr>
+          <w:p>
+            <w:r>
+              <w:rPr>
+                <w:b w:val="0"/>
+              </w:rPr>
+              <w:t>PRE</w:t>
+            </w:r>
+          </w:p>
+        </w:tc>
+        <w:tc>
+          <w:tcPr>
+            <w:tcW w:type="pct" w:w="22%"/>
+            <w:tcBorders>
+              <w:top w:val="single" w:color="999999" w:sz="4"/>
+              <w:left w:val="single" w:color="999999" w:sz="4"/>
+              <w:bottom w:val="single" w:color="999999" w:sz="4"/>
+              <w:right w:val="single" w:color="999999" w:sz="4"/>
+            </w:tcBorders>
+            <w:shd w:fill="E8E8E8" w:val="clear"/>
+          </w:tcPr>
+          <w:p>
+            <w:r>
+              <w:rPr>
+                <w:b w:val="0"/>
+              </w:rPr>
+              <w:t>Patient Rights and Education (NABH SHCO chapter 4)</w:t>
+            </w:r>
+          </w:p>
+        </w:tc>
+      </w:tr>
+      <w:tr>
+        <w:tc>
+          <w:tcPr>
+            <w:tcW w:type="pct" w:w="22%"/>
+            <w:tcBorders>
+              <w:top w:val="single" w:color="999999" w:sz="4"/>
+              <w:left w:val="single" w:color="999999" w:sz="4"/>
+              <w:bottom w:val="single" w:color="999999" w:sz="4"/>
+              <w:right w:val="single" w:color="999999" w:sz="4"/>
+            </w:tcBorders>
+            <w:shd w:fill="E8E8E8" w:val="clear"/>
+          </w:tcPr>
+          <w:p>
+            <w:r>
+              <w:rPr>
+                <w:b w:val="0"/>
+              </w:rPr>
+              <w:t>SHCO</w:t>
+            </w:r>
+          </w:p>
+        </w:tc>
+        <w:tc>
+          <w:tcPr>
+            <w:tcW w:type="pct" w:w="22%"/>
+            <w:tcBorders>
+              <w:top w:val="single" w:color="999999" w:sz="4"/>
+              <w:left w:val="single" w:color="999999" w:sz="4"/>
+              <w:bottom w:val="single" w:color="999999" w:sz="4"/>
+              <w:right w:val="single" w:color="999999" w:sz="4"/>
+            </w:tcBorders>
+            <w:shd w:fill="E8E8E8" w:val="clear"/>
+          </w:tcPr>
+          <w:p>
+            <w:r>
+              <w:rPr>
+                <w:b w:val="0"/>
+              </w:rPr>
+              <w:t>Standards for Small Healthcare Organisations</w:t>
+            </w:r>
+          </w:p>
+        </w:tc>
+      </w:tr>
+      <w:tr>
+        <w:tc>
+          <w:tcPr>
+            <w:tcW w:type="pct" w:w="22%"/>
+            <w:tcBorders>
+              <w:top w:val="single" w:color="999999" w:sz="4"/>
+              <w:left w:val="single" w:color="999999" w:sz="4"/>
+              <w:bottom w:val="single" w:color="999999" w:sz="4"/>
+              <w:right w:val="single" w:color="999999" w:sz="4"/>
+            </w:tcBorders>
+            <w:shd w:fill="E8E8E8" w:val="clear"/>
+          </w:tcPr>
+          <w:p>
+            <w:r>
+              <w:rPr>
+                <w:b w:val="0"/>
+              </w:rPr>
+              <w:t>WHO</w:t>
+            </w:r>
+          </w:p>
+        </w:tc>
+        <w:tc>
+          <w:tcPr>
+            <w:tcW w:type="pct" w:w="22%"/>
+            <w:tcBorders>
+              <w:top w:val="single" w:color="999999" w:sz="4"/>
+              <w:left w:val="single" w:color="999999" w:sz="4"/>
+              <w:bottom w:val="single" w:color="999999" w:sz="4"/>
+              <w:right w:val="single" w:color="999999" w:sz="4"/>
+            </w:tcBorders>
+            <w:shd w:fill="E8E8E8" w:val="clear"/>
+          </w:tcPr>
+          <w:p>
+            <w:r>
+              <w:rPr>
+                <w:b w:val="0"/>
+              </w:rPr>
+              <w:t>World Health Organization</w:t>
+            </w:r>
+          </w:p>
+        </w:tc>
+      </w:tr>
+    </w:tbl>
+    <w:p>
+      <w:pPr>
+        <w:pStyle w:val="Heading1"/>
+        <w:spacing w:after="120" w:before="280"/>
+      </w:pPr>
+      <w:r>
+        <w:t>11. Traceability to NABH SHCO 3rd Edition PRE.2</w:t>
+      </w:r>
+    </w:p>
+    <w:p>
+      <w:pPr>
+        <w:spacing w:after="120"/>
+      </w:pPr>
+      <w:r>
+        <w:rPr>
+          <w:i/>
+          <w:iCs/>
+          <w:sz w:val="20"/>
+          <w:szCs w:val="20"/>
+        </w:rPr>
+        <w:t xml:space="preserve">This table is an index. It is not how the policy is organised.</w:t>
+      </w:r>
+    </w:p>
     <w:tbl>
       <w:tblPr>
         <w:tblW w:type="pct" w:w="100%"/>
@@ -4274,490 +4758,6 @@
         </w:tc>
       </w:tr>
     </w:tbl>
-    <w:p>
-      <w:pPr>
-        <w:pStyle w:val="Heading1"/>
-        <w:spacing w:after="120" w:before="280"/>
-      </w:pPr>
-      <w:r>
-        <w:t>9. Distribution</w:t>
-      </w:r>
-    </w:p>
-    <w:p>
-      <w:pPr>
-        <w:spacing w:after="140"/>
-      </w:pPr>
-      <w:r>
-        <w:rPr>
-          <w:sz w:val="22"/>
-          <w:szCs w:val="22"/>
-        </w:rPr>
-        <w:t xml:space="preserve">Official master copy: office of the Medical Superintendent, «Hospital Name», with the Patient Rights Officer and the Quality Coordinator.</w:t>
-      </w:r>
-    </w:p>
-    <w:p>
-      <w:pPr>
-        <w:spacing w:after="140"/>
-      </w:pPr>
-      <w:r>
-        <w:rPr>
-          <w:sz w:val="22"/>
-          <w:szCs w:val="22"/>
-        </w:rPr>
-        <w:t xml:space="preserve">Copies issued to: registration; out-patient; emergency; every in-patient ward; ICU where it exists; nursing administration; counselling room where it exists.</w:t>
-      </w:r>
-    </w:p>
-    <w:p>
-      <w:pPr>
-        <w:spacing w:after="140"/>
-      </w:pPr>
-      <w:r>
-        <w:rPr>
-          <w:sz w:val="22"/>
-          <w:szCs w:val="22"/>
-        </w:rPr>
-        <w:t xml:space="preserve">The current version is available to all staff at the «front-office policy file» and, if the hospital keeps an intranet, at «staff intranet / policies».</w:t>
-      </w:r>
-    </w:p>
-    <w:p>
-      <w:pPr>
-        <w:spacing w:after="140"/>
-      </w:pPr>
-      <w:r>
-        <w:rPr>
-          <w:sz w:val="22"/>
-          <w:szCs w:val="22"/>
-        </w:rPr>
-        <w:t xml:space="preserve">The documented rights set is held at points of entry and on the wards. When a new version is issued, take old copies out of use.</w:t>
-      </w:r>
-    </w:p>
-    <w:p>
-      <w:pPr>
-        <w:pStyle w:val="Heading1"/>
-        <w:spacing w:after="120" w:before="280"/>
-      </w:pPr>
-      <w:r>
-        <w:t>10. Abbreviations</w:t>
-      </w:r>
-    </w:p>
-    <w:tbl>
-      <w:tblPr>
-        <w:tblW w:type="pct" w:w="100%"/>
-        <w:tblBorders>
-          <w:top w:val="single" w:color="auto" w:sz="4"/>
-          <w:left w:val="single" w:color="auto" w:sz="4"/>
-          <w:bottom w:val="single" w:color="auto" w:sz="4"/>
-          <w:right w:val="single" w:color="auto" w:sz="4"/>
-          <w:insideH w:val="single" w:color="auto" w:sz="4"/>
-          <w:insideV w:val="single" w:color="auto" w:sz="4"/>
-        </w:tblBorders>
-      </w:tblPr>
-      <w:tblGrid>
-        <w:gridCol w:w="100"/>
-        <w:gridCol w:w="100"/>
-      </w:tblGrid>
-      <w:tr>
-        <w:tc>
-          <w:tcPr>
-            <w:tcW w:type="pct" w:w="22%"/>
-            <w:tcBorders>
-              <w:top w:val="single" w:color="999999" w:sz="4"/>
-              <w:left w:val="single" w:color="999999" w:sz="4"/>
-              <w:bottom w:val="single" w:color="999999" w:sz="4"/>
-              <w:right w:val="single" w:color="999999" w:sz="4"/>
-            </w:tcBorders>
-            <w:shd w:fill="E8E8E8" w:val="clear"/>
-          </w:tcPr>
-          <w:p>
-            <w:r>
-              <w:rPr>
-                <w:b/>
-              </w:rPr>
-              <w:t>Abbreviation</w:t>
-            </w:r>
-          </w:p>
-        </w:tc>
-        <w:tc>
-          <w:tcPr>
-            <w:tcW w:type="pct" w:w="22%"/>
-            <w:tcBorders>
-              <w:top w:val="single" w:color="999999" w:sz="4"/>
-              <w:left w:val="single" w:color="999999" w:sz="4"/>
-              <w:bottom w:val="single" w:color="999999" w:sz="4"/>
-              <w:right w:val="single" w:color="999999" w:sz="4"/>
-            </w:tcBorders>
-            <w:shd w:fill="E8E8E8" w:val="clear"/>
-          </w:tcPr>
-          <w:p>
-            <w:r>
-              <w:rPr>
-                <w:b/>
-              </w:rPr>
-              <w:t>Meaning</w:t>
-            </w:r>
-          </w:p>
-        </w:tc>
-      </w:tr>
-      <w:tr>
-        <w:tc>
-          <w:tcPr>
-            <w:tcW w:type="pct" w:w="22%"/>
-            <w:tcBorders>
-              <w:top w:val="single" w:color="999999" w:sz="4"/>
-              <w:left w:val="single" w:color="999999" w:sz="4"/>
-              <w:bottom w:val="single" w:color="999999" w:sz="4"/>
-              <w:right w:val="single" w:color="999999" w:sz="4"/>
-            </w:tcBorders>
-            <w:shd w:fill="E8E8E8" w:val="clear"/>
-          </w:tcPr>
-          <w:p>
-            <w:r>
-              <w:rPr>
-                <w:b w:val="0"/>
-              </w:rPr>
-              <w:t>CAPA</w:t>
-            </w:r>
-          </w:p>
-        </w:tc>
-        <w:tc>
-          <w:tcPr>
-            <w:tcW w:type="pct" w:w="22%"/>
-            <w:tcBorders>
-              <w:top w:val="single" w:color="999999" w:sz="4"/>
-              <w:left w:val="single" w:color="999999" w:sz="4"/>
-              <w:bottom w:val="single" w:color="999999" w:sz="4"/>
-              <w:right w:val="single" w:color="999999" w:sz="4"/>
-            </w:tcBorders>
-            <w:shd w:fill="E8E8E8" w:val="clear"/>
-          </w:tcPr>
-          <w:p>
-            <w:r>
-              <w:rPr>
-                <w:b w:val="0"/>
-              </w:rPr>
-              <w:t>corrective and preventive action</w:t>
-            </w:r>
-          </w:p>
-        </w:tc>
-      </w:tr>
-      <w:tr>
-        <w:tc>
-          <w:tcPr>
-            <w:tcW w:type="pct" w:w="22%"/>
-            <w:tcBorders>
-              <w:top w:val="single" w:color="999999" w:sz="4"/>
-              <w:left w:val="single" w:color="999999" w:sz="4"/>
-              <w:bottom w:val="single" w:color="999999" w:sz="4"/>
-              <w:right w:val="single" w:color="999999" w:sz="4"/>
-            </w:tcBorders>
-            <w:shd w:fill="E8E8E8" w:val="clear"/>
-          </w:tcPr>
-          <w:p>
-            <w:r>
-              <w:rPr>
-                <w:b w:val="0"/>
-              </w:rPr>
-              <w:t>ICU</w:t>
-            </w:r>
-          </w:p>
-        </w:tc>
-        <w:tc>
-          <w:tcPr>
-            <w:tcW w:type="pct" w:w="22%"/>
-            <w:tcBorders>
-              <w:top w:val="single" w:color="999999" w:sz="4"/>
-              <w:left w:val="single" w:color="999999" w:sz="4"/>
-              <w:bottom w:val="single" w:color="999999" w:sz="4"/>
-              <w:right w:val="single" w:color="999999" w:sz="4"/>
-            </w:tcBorders>
-            <w:shd w:fill="E8E8E8" w:val="clear"/>
-          </w:tcPr>
-          <w:p>
-            <w:r>
-              <w:rPr>
-                <w:b w:val="0"/>
-              </w:rPr>
-              <w:t>intensive care unit</w:t>
-            </w:r>
-          </w:p>
-        </w:tc>
-      </w:tr>
-      <w:tr>
-        <w:tc>
-          <w:tcPr>
-            <w:tcW w:type="pct" w:w="22%"/>
-            <w:tcBorders>
-              <w:top w:val="single" w:color="999999" w:sz="4"/>
-              <w:left w:val="single" w:color="999999" w:sz="4"/>
-              <w:bottom w:val="single" w:color="999999" w:sz="4"/>
-              <w:right w:val="single" w:color="999999" w:sz="4"/>
-            </w:tcBorders>
-            <w:shd w:fill="E8E8E8" w:val="clear"/>
-          </w:tcPr>
-          <w:p>
-            <w:r>
-              <w:rPr>
-                <w:b w:val="0"/>
-              </w:rPr>
-              <w:t>IMS</w:t>
-            </w:r>
-          </w:p>
-        </w:tc>
-        <w:tc>
-          <w:tcPr>
-            <w:tcW w:type="pct" w:w="22%"/>
-            <w:tcBorders>
-              <w:top w:val="single" w:color="999999" w:sz="4"/>
-              <w:left w:val="single" w:color="999999" w:sz="4"/>
-              <w:bottom w:val="single" w:color="999999" w:sz="4"/>
-              <w:right w:val="single" w:color="999999" w:sz="4"/>
-            </w:tcBorders>
-            <w:shd w:fill="E8E8E8" w:val="clear"/>
-          </w:tcPr>
-          <w:p>
-            <w:r>
-              <w:rPr>
-                <w:b w:val="0"/>
-              </w:rPr>
-              <w:t>Information Management System (NABH chapter; not yet drafted)</w:t>
-            </w:r>
-          </w:p>
-        </w:tc>
-      </w:tr>
-      <w:tr>
-        <w:tc>
-          <w:tcPr>
-            <w:tcW w:type="pct" w:w="22%"/>
-            <w:tcBorders>
-              <w:top w:val="single" w:color="999999" w:sz="4"/>
-              <w:left w:val="single" w:color="999999" w:sz="4"/>
-              <w:bottom w:val="single" w:color="999999" w:sz="4"/>
-              <w:right w:val="single" w:color="999999" w:sz="4"/>
-            </w:tcBorders>
-            <w:shd w:fill="E8E8E8" w:val="clear"/>
-          </w:tcPr>
-          <w:p>
-            <w:r>
-              <w:rPr>
-                <w:b w:val="0"/>
-              </w:rPr>
-              <w:t>NABH</w:t>
-            </w:r>
-          </w:p>
-        </w:tc>
-        <w:tc>
-          <w:tcPr>
-            <w:tcW w:type="pct" w:w="22%"/>
-            <w:tcBorders>
-              <w:top w:val="single" w:color="999999" w:sz="4"/>
-              <w:left w:val="single" w:color="999999" w:sz="4"/>
-              <w:bottom w:val="single" w:color="999999" w:sz="4"/>
-              <w:right w:val="single" w:color="999999" w:sz="4"/>
-            </w:tcBorders>
-            <w:shd w:fill="E8E8E8" w:val="clear"/>
-          </w:tcPr>
-          <w:p>
-            <w:r>
-              <w:rPr>
-                <w:b w:val="0"/>
-              </w:rPr>
-              <w:t>National Accreditation Board for Hospitals and Healthcare Providers</w:t>
-            </w:r>
-          </w:p>
-        </w:tc>
-      </w:tr>
-      <w:tr>
-        <w:tc>
-          <w:tcPr>
-            <w:tcW w:type="pct" w:w="22%"/>
-            <w:tcBorders>
-              <w:top w:val="single" w:color="999999" w:sz="4"/>
-              <w:left w:val="single" w:color="999999" w:sz="4"/>
-              <w:bottom w:val="single" w:color="999999" w:sz="4"/>
-              <w:right w:val="single" w:color="999999" w:sz="4"/>
-            </w:tcBorders>
-            <w:shd w:fill="E8E8E8" w:val="clear"/>
-          </w:tcPr>
-          <w:p>
-            <w:r>
-              <w:rPr>
-                <w:b w:val="0"/>
-              </w:rPr>
-              <w:t>OE</w:t>
-            </w:r>
-          </w:p>
-        </w:tc>
-        <w:tc>
-          <w:tcPr>
-            <w:tcW w:type="pct" w:w="22%"/>
-            <w:tcBorders>
-              <w:top w:val="single" w:color="999999" w:sz="4"/>
-              <w:left w:val="single" w:color="999999" w:sz="4"/>
-              <w:bottom w:val="single" w:color="999999" w:sz="4"/>
-              <w:right w:val="single" w:color="999999" w:sz="4"/>
-            </w:tcBorders>
-            <w:shd w:fill="E8E8E8" w:val="clear"/>
-          </w:tcPr>
-          <w:p>
-            <w:r>
-              <w:rPr>
-                <w:b w:val="0"/>
-              </w:rPr>
-              <w:t>objective element</w:t>
-            </w:r>
-          </w:p>
-        </w:tc>
-      </w:tr>
-      <w:tr>
-        <w:tc>
-          <w:tcPr>
-            <w:tcW w:type="pct" w:w="22%"/>
-            <w:tcBorders>
-              <w:top w:val="single" w:color="999999" w:sz="4"/>
-              <w:left w:val="single" w:color="999999" w:sz="4"/>
-              <w:bottom w:val="single" w:color="999999" w:sz="4"/>
-              <w:right w:val="single" w:color="999999" w:sz="4"/>
-            </w:tcBorders>
-            <w:shd w:fill="E8E8E8" w:val="clear"/>
-          </w:tcPr>
-          <w:p>
-            <w:r>
-              <w:rPr>
-                <w:b w:val="0"/>
-              </w:rPr>
-              <w:t>PRE</w:t>
-            </w:r>
-          </w:p>
-        </w:tc>
-        <w:tc>
-          <w:tcPr>
-            <w:tcW w:type="pct" w:w="22%"/>
-            <w:tcBorders>
-              <w:top w:val="single" w:color="999999" w:sz="4"/>
-              <w:left w:val="single" w:color="999999" w:sz="4"/>
-              <w:bottom w:val="single" w:color="999999" w:sz="4"/>
-              <w:right w:val="single" w:color="999999" w:sz="4"/>
-            </w:tcBorders>
-            <w:shd w:fill="E8E8E8" w:val="clear"/>
-          </w:tcPr>
-          <w:p>
-            <w:r>
-              <w:rPr>
-                <w:b w:val="0"/>
-              </w:rPr>
-              <w:t>Patient Rights and Education (NABH SHCO chapter 4)</w:t>
-            </w:r>
-          </w:p>
-        </w:tc>
-      </w:tr>
-      <w:tr>
-        <w:tc>
-          <w:tcPr>
-            <w:tcW w:type="pct" w:w="22%"/>
-            <w:tcBorders>
-              <w:top w:val="single" w:color="999999" w:sz="4"/>
-              <w:left w:val="single" w:color="999999" w:sz="4"/>
-              <w:bottom w:val="single" w:color="999999" w:sz="4"/>
-              <w:right w:val="single" w:color="999999" w:sz="4"/>
-            </w:tcBorders>
-            <w:shd w:fill="E8E8E8" w:val="clear"/>
-          </w:tcPr>
-          <w:p>
-            <w:r>
-              <w:rPr>
-                <w:b w:val="0"/>
-              </w:rPr>
-              <w:t>SHCO</w:t>
-            </w:r>
-          </w:p>
-        </w:tc>
-        <w:tc>
-          <w:tcPr>
-            <w:tcW w:type="pct" w:w="22%"/>
-            <w:tcBorders>
-              <w:top w:val="single" w:color="999999" w:sz="4"/>
-              <w:left w:val="single" w:color="999999" w:sz="4"/>
-              <w:bottom w:val="single" w:color="999999" w:sz="4"/>
-              <w:right w:val="single" w:color="999999" w:sz="4"/>
-            </w:tcBorders>
-            <w:shd w:fill="E8E8E8" w:val="clear"/>
-          </w:tcPr>
-          <w:p>
-            <w:r>
-              <w:rPr>
-                <w:b w:val="0"/>
-              </w:rPr>
-              <w:t>Standards for Small Healthcare Organisations</w:t>
-            </w:r>
-          </w:p>
-        </w:tc>
-      </w:tr>
-      <w:tr>
-        <w:tc>
-          <w:tcPr>
-            <w:tcW w:type="pct" w:w="22%"/>
-            <w:tcBorders>
-              <w:top w:val="single" w:color="999999" w:sz="4"/>
-              <w:left w:val="single" w:color="999999" w:sz="4"/>
-              <w:bottom w:val="single" w:color="999999" w:sz="4"/>
-              <w:right w:val="single" w:color="999999" w:sz="4"/>
-            </w:tcBorders>
-            <w:shd w:fill="E8E8E8" w:val="clear"/>
-          </w:tcPr>
-          <w:p>
-            <w:r>
-              <w:rPr>
-                <w:b w:val="0"/>
-              </w:rPr>
-              <w:t>WHO</w:t>
-            </w:r>
-          </w:p>
-        </w:tc>
-        <w:tc>
-          <w:tcPr>
-            <w:tcW w:type="pct" w:w="22%"/>
-            <w:tcBorders>
-              <w:top w:val="single" w:color="999999" w:sz="4"/>
-              <w:left w:val="single" w:color="999999" w:sz="4"/>
-              <w:bottom w:val="single" w:color="999999" w:sz="4"/>
-              <w:right w:val="single" w:color="999999" w:sz="4"/>
-            </w:tcBorders>
-            <w:shd w:fill="E8E8E8" w:val="clear"/>
-          </w:tcPr>
-          <w:p>
-            <w:r>
-              <w:rPr>
-                <w:b w:val="0"/>
-              </w:rPr>
-              <w:t>World Health Organization</w:t>
-            </w:r>
-          </w:p>
-        </w:tc>
-      </w:tr>
-    </w:tbl>
-    <w:p>
-      <w:pPr>
-        <w:pStyle w:val="Heading1"/>
-        <w:spacing w:after="120" w:before="280"/>
-      </w:pPr>
-      <w:r>
-        <w:t>11. Traceability to NABH SHCO 3rd Edition PRE.2</w:t>
-      </w:r>
-    </w:p>
-    <w:p>
-      <w:pPr>
-        <w:spacing w:after="120"/>
-      </w:pPr>
-      <w:r>
-        <w:rPr>
-          <w:i/>
-          <w:iCs/>
-          <w:sz w:val="20"/>
-          <w:szCs w:val="20"/>
-        </w:rPr>
-        <w:t xml:space="preserve">This table is an index. It is not how the policy is organised.</w:t>
-      </w:r>
-    </w:p>
     <w:p>
       <w:pPr>
         <w:pStyle w:val="Heading1"/>

--- a/policies/build/masters/PRE.2_v2_master.docx
+++ b/policies/build/masters/PRE.2_v2_master.docx
@@ -689,7 +689,7 @@
           <w:sz w:val="22"/>
           <w:szCs w:val="22"/>
         </w:rPr>
-        <w:t>A list that exists only so PRE.1 can display it, or a care plan written without the patient, misses the point of this policy.</w:t>
+        <w:t>A list that exists only so the rights-display policy can display it, or a care plan written without the patient, misses the point of this policy.</w:t>
       </w:r>
     </w:p>
     <w:p>
@@ -715,18 +715,6 @@
     </w:p>
     <w:p>
       <w:pPr>
-        <w:spacing w:after="140"/>
-      </w:pPr>
-      <w:r>
-        <w:rPr>
-          <w:sz w:val="22"/>
-          <w:szCs w:val="22"/>
-        </w:rPr>
-        <w:t xml:space="preserve">It covers the sixteen rights and involvement elements PRE.2.a–p name. It does not cover how the set is displayed (PRE.1), how consent is obtained (PRE.3), how expected costs are explained (PRE.5), or how complaints are redressed (PRE.6).</w:t>
-      </w:r>
-    </w:p>
-    <w:p>
-      <w:pPr>
         <w:pStyle w:val="Heading1"/>
         <w:spacing w:after="120" w:before="280"/>
       </w:pPr>
@@ -743,7 +731,7 @@
           <w:sz w:val="22"/>
           <w:szCs w:val="22"/>
         </w:rPr>
-        <w:t xml:space="preserve">«Hospital Name» includes in patient and family rights the elements PRE.2.a–p name, and exercises them in the course of care — not only on a charter in the quality office.</w:t>
+        <w:t>«Hospital Name» includes in patient and family rights the elements named below, and exercises them in the course of care — not only on a charter in the quality office.</w:t>
       </w:r>
     </w:p>
     <w:p>
@@ -767,7 +755,7 @@
           <w:sz w:val="22"/>
           <w:szCs w:val="22"/>
         </w:rPr>
-        <w:t xml:space="preserve">«Hospital Name» does not treat the PRE.1 display board as a substitute for these rights being exercised, and does not rewrite PRE.3, PRE.5, PRE.6, COP.5/9/10/11, AAC.3 or AAC.8 inside this list.</w:t>
+        <w:t>«Hospital Name» does not treat the rights-display board as a substitute for these rights being exercised, and does not rewrite the consent, cost-information, complaint-handling, transfusion/sedation/anaesthesia/surgical-consent, or assessment-and-discharge-summary policies inside this list.</w:t>
       </w:r>
     </w:p>
     <w:p>
@@ -836,7 +824,7 @@
           <w:sz w:val="22"/>
           <w:szCs w:val="22"/>
         </w:rPr>
-        <w:t xml:space="preserve">4. Withholding the treating doctor's name, care-plan information, or access to records when those are rights — except where the patient determines that information is not given to family (PRE.2.l).</w:t>
+        <w:t>4. Withholding the treating doctor's name, care-plan information, or access to records when those are rights — except where the patient determines that information is not given to family.</w:t>
       </w:r>
     </w:p>
     <w:p>
@@ -860,7 +848,7 @@
           <w:sz w:val="22"/>
           <w:szCs w:val="22"/>
         </w:rPr>
-        <w:t xml:space="preserve">6. Sending a complaint or cost question only to the person the patient is complaining about, when those are rights listed here and PRE.6 or PRE.5 own the method.</w:t>
+        <w:t>6. Sending a complaint or cost question only to the person the patient is complaining about, when those are rights listed here and the complaint-handling or cost-information policy owns the method.</w:t>
       </w:r>
     </w:p>
     <w:p>
@@ -872,7 +860,7 @@
           <w:sz w:val="22"/>
           <w:szCs w:val="22"/>
         </w:rPr>
-        <w:t xml:space="preserve">7. Applying a Mental Healthcare Act process to every unconscious patient instead of the incapacity description in PRE.3.</w:t>
+        <w:t>7. Applying a Mental Healthcare Act process to every unconscious patient instead of the incapacity description in the informed-consent policy.</w:t>
       </w:r>
     </w:p>
     <w:p>
@@ -983,7 +971,7 @@
           <w:sz w:val="22"/>
           <w:szCs w:val="22"/>
         </w:rPr>
-        <w:t xml:space="preserve">Treating doctors and nurses protect dignity and privacy with screens, closed doors and low voices. A corridor discussion of diagnosis is a defect. A suspicion of neglect or abuse is reported under PRE.1.d when it is a rights violation. Confidentiality as a record-keeping system remains IMS; this step is the right. Patient information is not left open at a public desk.</w:t>
+        <w:t>Treating doctors and nurses protect dignity and privacy with screens, closed doors and low voices. A corridor discussion of diagnosis is a defect. A suspicion of neglect or abuse is reported under the relevant policy when it is a rights violation. Confidentiality as a record-keeping system remains with the records-management policy; this step is the right. Patient information is not left open at a public desk.</w:t>
       </w:r>
     </w:p>
     <w:p>
@@ -1016,7 +1004,7 @@
           <w:sz w:val="22"/>
           <w:szCs w:val="22"/>
         </w:rPr>
-        <w:t xml:space="preserve">Refusal is received without punishment and recorded as refusal — PRE.3 records that consent was not given. An additional opinion is facilitated as this hospital can arrange: «referral letter and appointment where the hospital has a tie-up; otherwise an honest statement of what the hospital cannot arrange». This hospital does not print a named second-hospital list as a NABH mandate.</w:t>
+        <w:t>Refusal is received without punishment and recorded as refusal — the informed-consent policy records that consent was not given. An additional opinion is facilitated as this hospital can arrange: «referral letter and appointment where the hospital has a tie-up; otherwise an honest statement of what the hospital cannot arrange». This hospital does not print a named second-hospital list as a NABH mandate.</w:t>
       </w:r>
     </w:p>
     <w:p>
@@ -1049,7 +1037,7 @@
           <w:sz w:val="22"/>
           <w:szCs w:val="22"/>
         </w:rPr>
-        <w:t xml:space="preserve">This step is a pointer. The method is PRE.3. That consent happened before transfusion, sedation, anaesthesia or surgery remains COP.5, COP.9, COP.10 and COP.11. Staff name this right when consent is about to be taken. A class the service directory does not provide is a recorded absence, not a copied consent-right SOP.</w:t>
+        <w:t>This step is a pointer. The method is the informed-consent policy. That consent happened before transfusion, sedation, anaesthesia or surgery remains with the transfusion, sedation, anaesthesia and surgical-consent policies. Staff name this right when consent is about to be taken. A class the service directory does not provide is a recorded absence, not a copied consent-right SOP.</w:t>
       </w:r>
     </w:p>
     <w:p>
@@ -1082,7 +1070,7 @@
           <w:sz w:val="22"/>
           <w:szCs w:val="22"/>
         </w:rPr>
-        <w:t xml:space="preserve">This step is a pointer. Complaint mechanism and awareness of the procedure are PRE.6. Pricing policy, tariff and expected-cost explanation are PRE.5. Staff name these rights when a complaint or cost question arises. Billing staff do not withhold cost information that is a patient right.</w:t>
+        <w:t>This step is a pointer. Complaint mechanism and awareness of the procedure are covered by the complaint-handling policy. Pricing policy, tariff and expected-cost explanation are covered by the cost-information policy. Staff name these rights when a complaint or cost question arises. Billing staff do not withhold cost information that is a patient right.</w:t>
       </w:r>
     </w:p>
     <w:p>
@@ -1115,7 +1103,7 @@
           <w:sz w:val="22"/>
           <w:szCs w:val="22"/>
         </w:rPr>
-        <w:t xml:space="preserve">Access during care is given by «the treating doctor or the Patient Rights Officer on request», in a place that protects privacy. The discharge summary the patient takes away remains AAC.8. The record as a file remains IMS. A relative who demands information against the patient's determination does not meet PRE.2.l.</w:t>
+        <w:t>Access during care is given by «the treating doctor or the Patient Rights Officer on request», in a place that protects privacy. The discharge summary the patient takes away remains with the discharge-summary policy. The record as a file remains with the records-management policy. A relative who demands information against the patient's determination does not meet this right.</w:t>
       </w:r>
     </w:p>
     <w:p>
@@ -1148,7 +1136,7 @@
           <w:sz w:val="22"/>
           <w:szCs w:val="22"/>
         </w:rPr>
-        <w:t xml:space="preserve">The treating team tells the patient and family who is treating them, how the plan is progressing, and what healthcare needs apply. Ongoing education about healthcare needs as a teaching method remains PRE.4. This step is the right to be told who is treating them and how they are doing.</w:t>
+        <w:t>The treating team tells the patient and family who is treating them, how the plan is progressing, and what healthcare needs apply. Ongoing education about healthcare needs as a teaching method remains with the patient-education policy. This step is the right to be told who is treating them and how they are doing.</w:t>
       </w:r>
     </w:p>
     <w:p>
@@ -1181,7 +1169,7 @@
           <w:sz w:val="22"/>
           <w:szCs w:val="22"/>
         </w:rPr>
-        <w:t xml:space="preserve">Clinicians give those explanations in the course of decision-making. The consent conversation that must include procedure, risks, benefits, alternatives and who will perform remains PRE.3.b. Disease-process education remains PRE.4.d. They may use the same language; they are not only the consent form.</w:t>
+        <w:t>Clinicians give those explanations in the course of decision-making. The consent conversation that must include procedure, risks, benefits, alternatives and who will perform remains with the informed-consent policy. Disease-process education remains with the patient-education policy. They may use the same language; they are not only the consent form.</w:t>
       </w:r>
     </w:p>
     <w:p>
@@ -1214,7 +1202,7 @@
           <w:sz w:val="22"/>
           <w:szCs w:val="22"/>
         </w:rPr>
-        <w:t xml:space="preserve">The treating team consults the patient and/or family when the plan is prepared or modified. AAC.3 owns the care plan as a clinical document. PRE.5.d owns the financial implications of a change. The «counsellor» or treating team provides multidisciplinary counselling when appropriate — «for example before major surgery, on request, or when the treating doctor documents that it is needed». COP.6.e owns periodic ICU family counselling where ICU exists. Unused ICU is a recorded absence, not a copied SOP.</w:t>
+        <w:t>The treating team consults the patient and/or family when the plan is prepared or modified. The «counsellor» or treating team provides multidisciplinary counselling when appropriate — «for example before major surgery, on request, or when the treating doctor documents that it is needed». Unused ICU is a recorded absence, not a copied SOP.</w:t>
       </w:r>
     </w:p>
     <w:p>
@@ -1257,7 +1245,7 @@
           <w:sz w:val="22"/>
           <w:szCs w:val="22"/>
         </w:rPr>
-        <w:t xml:space="preserve">Accountable that rights PRE.2.a–p are exercised in care, not only displayed.</w:t>
+        <w:t>Accountable that these rights are exercised in care, not only displayed.</w:t>
       </w:r>
     </w:p>
     <w:p>
@@ -1291,7 +1279,7 @@
           <w:sz w:val="22"/>
           <w:szCs w:val="22"/>
         </w:rPr>
-        <w:t xml:space="preserve">Keeps the documented rights set aligned with PRE.1's display and holds the methods in sections 5.1–5.9.</w:t>
+        <w:t>Keeps the documented rights set aligned with the rights-display policy and holds the methods in sections 5.1–5.9.</w:t>
       </w:r>
     </w:p>
     <w:p>
@@ -1444,7 +1432,7 @@
           <w:sz w:val="22"/>
           <w:szCs w:val="22"/>
         </w:rPr>
-        <w:t xml:space="preserve">Does not withhold cost information that is a patient right; detailed tariff method stays with PRE.5.</w:t>
+        <w:t>Does not withhold cost information that is a patient right; detailed tariff method stays with the cost-information policy.</w:t>
       </w:r>
     </w:p>
     <w:p>
@@ -1579,7 +1567,7 @@
           <w:sz w:val="22"/>
           <w:szCs w:val="22"/>
         </w:rPr>
-        <w:t xml:space="preserve">Pointers to PRE.3, PRE.5 and PRE.6 not rewritten as those methods.</w:t>
+        <w:t>Pointers to the consent, cost-information and complaint-handling policies not rewritten as those methods.</w:t>
       </w:r>
     </w:p>
     <w:p>
@@ -1637,7 +1625,7 @@
           <w:sz w:val="22"/>
           <w:szCs w:val="22"/>
         </w:rPr>
-        <w:t xml:space="preserve">This policy is reviewed «annually», and sooner when PRE.1, PRE.3, PRE.4, PRE.5, PRE.6 or AAC.3 are revised.</w:t>
+        <w:t>This policy is reviewed «annually», and sooner when the rights-display, consent, education, cost-information, complaint-handling or assessment-and-care-planning policies are revised.</w:t>
       </w:r>
     </w:p>
     <w:p>
@@ -1658,7 +1646,7 @@
           <w:sz w:val="22"/>
           <w:szCs w:val="22"/>
         </w:rPr>
-        <w:t xml:space="preserve">All clinical staff and registration staff are trained on this policy at induction and «once a year» after that. Training covers the rights list, how to exercise it in care, and where PRE.3, PRE.5 and PRE.6 own the method.</w:t>
+        <w:t>All clinical staff and registration staff are trained on this policy at induction and «once a year» after that. Training covers the rights list, how to exercise it in care, and where the consent, cost-information and complaint-handling policies own the method.</w:t>
       </w:r>
     </w:p>
     <w:p>

--- a/policies/build/masters/PRE.2_v2_master.docx
+++ b/policies/build/masters/PRE.2_v2_master.docx
@@ -6024,8 +6024,23 @@
           <w:sz w:val="22"/>
           <w:szCs w:val="22"/>
         </w:rPr>
-        <w:t xml:space="preserve">National Accreditation Board for Hospitals and Healthcare Providers (NABH), Standards for Small Healthcare Organisations, 3rd Edition — Patient Rights and Education chapter, standard PRE.2.</w:t>
-      </w:r>
+      </w:r>
+      <w:r>
+        <w:rPr>
+          <w:sz w:val="22"/>
+        </w:rPr>
+        <w:t xml:space="preserve">National Accreditation Board for Hospitals &amp; Healthcare Providers. (2022). Standards for small healthcare organisations (3rd ed.) — Patient Rights and Education chapter, standard PRE.2. </w:t>
+      </w:r>
+      <w:hyperlink r:id="rId9">
+        <w:r>
+          <w:rPr>
+            <w:rStyle w:val="Hyperlink"/>
+            <w:sz w:val="22"/>
+            <w:szCs w:val="22"/>
+          </w:rPr>
+          <w:t>https://nabh.co/programmes/small-healthcare-organisation-shco-accreditation-programme/</w:t>
+        </w:r>
+      </w:hyperlink>
     </w:p>
     <w:p>
       <w:pPr>
